--- a/Continuous Build and Delivery AI Assisted Testing - 30.MAR.2026 - Weverton Castanho.docx
+++ b/Continuous Build and Delivery AI Assisted Testing - 30.MAR.2026 - Weverton Castanho.docx
@@ -14,7 +14,7 @@
           <w:noProof/>
         </w:rPr>
         <w:drawing>
-          <wp:anchor distT="0" distB="0" distL="114300" distR="114300" simplePos="0" relativeHeight="487590912" behindDoc="0" locked="0" layoutInCell="1" allowOverlap="1" wp14:anchorId="5212A011" wp14:editId="55227771">
+          <wp:anchor distT="0" distB="0" distL="114300" distR="114300" simplePos="0" relativeHeight="487590912" behindDoc="0" locked="0" layoutInCell="1" allowOverlap="1" wp14:anchorId="5212A011" wp14:editId="77CF8617">
             <wp:simplePos x="0" y="0"/>
             <wp:positionH relativeFrom="column">
               <wp:posOffset>-185731</wp:posOffset>
@@ -299,6 +299,9 @@
         <w:jc w:val="left"/>
       </w:pPr>
       <w:r>
+        <w:rPr>
+          <w:noProof/>
+        </w:rPr>
         <w:drawing>
           <wp:inline distT="0" distB="0" distL="0" distR="0" wp14:anchorId="7ECCC872" wp14:editId="0246D535">
             <wp:extent cx="6844030" cy="3338830"/>
@@ -1818,23 +1821,7 @@
           <w:szCs w:val="16"/>
           <w:lang w:val="en-IE"/>
         </w:rPr>
-        <w:t xml:space="preserve"> in pure isolation using Mockito. No Spring container is loaded. The @</w:t>
-      </w:r>
-      <w:proofErr w:type="gramStart"/>
-      <w:r>
-        <w:rPr>
-          <w:szCs w:val="16"/>
-          <w:lang w:val="en-IE"/>
-        </w:rPr>
-        <w:t>ExtendWith(</w:t>
-      </w:r>
-      <w:proofErr w:type="gramEnd"/>
-      <w:r>
-        <w:rPr>
-          <w:szCs w:val="16"/>
-          <w:lang w:val="en-IE"/>
-        </w:rPr>
-        <w:t xml:space="preserve">MockitoExtension.class) annotation wires mocks and injects them through the class constructor, confirming that constructor injection enables testability without a running IoC context. Scenarios include happy-path CRUD, all </w:t>
+        <w:t xml:space="preserve"> in pure isolation using Mockito. No Spring container is loaded. The @ExtendWith(MockitoExtension.class) annotation wires mocks and injects them through the class constructor, confirming that constructor injection enables testability without a running IoC context. Scenarios include happy-path CRUD, all </w:t>
       </w:r>
       <w:proofErr w:type="spellStart"/>
       <w:r>
@@ -1956,23 +1943,7 @@
           <w:szCs w:val="16"/>
           <w:lang w:val="en-IE"/>
         </w:rPr>
-        <w:t xml:space="preserve"> use @</w:t>
-      </w:r>
-      <w:proofErr w:type="gramStart"/>
-      <w:r>
-        <w:rPr>
-          <w:szCs w:val="16"/>
-          <w:lang w:val="en-IE"/>
-        </w:rPr>
-        <w:t>WebMvcTest(</w:t>
-      </w:r>
-      <w:proofErr w:type="gramEnd"/>
-      <w:r>
-        <w:rPr>
-          <w:szCs w:val="16"/>
-          <w:lang w:val="en-IE"/>
-        </w:rPr>
-        <w:t xml:space="preserve">TaskController.class), which loads only the web layer. </w:t>
+        <w:t xml:space="preserve"> use @WebMvcTest(TaskController.class), which loads only the web layer. </w:t>
       </w:r>
       <w:proofErr w:type="spellStart"/>
       <w:r>
@@ -2175,26 +2146,6 @@
         </w:rPr>
         <w:t>. These tests confirm query correctness without any HTTP or service involvement.</w:t>
       </w:r>
-    </w:p>
-    <w:p>
-      <w:pPr>
-        <w:pStyle w:val="BodyText"/>
-        <w:jc w:val="left"/>
-        <w:rPr>
-          <w:sz w:val="20"/>
-          <w:lang w:val="en-IE"/>
-        </w:rPr>
-      </w:pPr>
-    </w:p>
-    <w:p>
-      <w:pPr>
-        <w:pStyle w:val="BodyText"/>
-        <w:jc w:val="left"/>
-        <w:rPr>
-          <w:sz w:val="20"/>
-          <w:lang w:val="en-IE"/>
-        </w:rPr>
-      </w:pPr>
     </w:p>
     <w:p>
       <w:pPr>
@@ -2457,21 +2408,7 @@
         <w:rPr>
           <w:szCs w:val="16"/>
         </w:rPr>
-        <w:t xml:space="preserve"> through its constructor. This design removes the need for Spring's IoC container during unit testing: Mockito's @InjectMocks annotation satisfies dependencies directly, and the compiler enforces that all required collaborators are provided. Field injection </w:t>
-      </w:r>
-      <w:proofErr w:type="gramStart"/>
-      <w:r>
-        <w:rPr>
-          <w:szCs w:val="16"/>
-        </w:rPr>
-        <w:t>with @</w:t>
-      </w:r>
-      <w:proofErr w:type="gramEnd"/>
-      <w:r>
-        <w:rPr>
-          <w:szCs w:val="16"/>
-        </w:rPr>
-        <w:t>Autowired would have made unit testing impossible without loading a Spring context.</w:t>
+        <w:t xml:space="preserve"> through its constructor. This design removes the need for Spring's IoC container during unit testing: Mockito's @InjectMocks annotation satisfies dependencies directly, and the compiler enforces that all required collaborators are provided. Field injection with @Autowired would have made unit testing impossible without loading a Spring context.</w:t>
       </w:r>
     </w:p>
     <w:p>
@@ -2978,21 +2915,7 @@
         <w:rPr>
           <w:szCs w:val="16"/>
         </w:rPr>
-        <w:t xml:space="preserve"> and validation to be tested in isolation from business logic. At the service </w:t>
-      </w:r>
-      <w:proofErr w:type="gramStart"/>
-      <w:r>
-        <w:rPr>
-          <w:szCs w:val="16"/>
-        </w:rPr>
-        <w:t>layer, @</w:t>
-      </w:r>
-      <w:proofErr w:type="gramEnd"/>
-      <w:r>
-        <w:rPr>
-          <w:szCs w:val="16"/>
-        </w:rPr>
-        <w:t xml:space="preserve">Mock provides a Mockito proxy for </w:t>
+        <w:t xml:space="preserve"> and validation to be tested in isolation from business logic. At the service layer, @Mock provides a Mockito proxy for </w:t>
       </w:r>
       <w:proofErr w:type="spellStart"/>
       <w:r>
@@ -3048,42 +2971,28 @@
         <w:rPr>
           <w:szCs w:val="16"/>
         </w:rPr>
+        <w:t xml:space="preserve">Mocks were not used in @DataJpaTest, @SpringBootTest integration tests, or the E2E tests. At the repository slice, using a mock instead of a real JPA context would render the tests meaningless: the purpose of </w:t>
+      </w:r>
+      <w:proofErr w:type="spellStart"/>
+      <w:r>
+        <w:rPr>
+          <w:szCs w:val="16"/>
+        </w:rPr>
+        <w:t>TaskRepositoryTest</w:t>
+      </w:r>
+      <w:proofErr w:type="spellEnd"/>
+      <w:r>
+        <w:rPr>
+          <w:szCs w:val="16"/>
+        </w:rPr>
+        <w:t xml:space="preserve"> is to verify that the JPQL queries and Spring Data derived queries produce correct SQL against a real schema. At the integration and E2E level, mocking any layer would defeat the purpose of those tests, which is to verify that all beans collaborate correctly. The only substitution at those levels is the </w:t>
+      </w:r>
+      <w:proofErr w:type="spellStart"/>
+      <w:r>
+        <w:rPr>
+          <w:szCs w:val="16"/>
+        </w:rPr>
         <w:lastRenderedPageBreak/>
-        <w:t xml:space="preserve">Mocks were not used </w:t>
-      </w:r>
-      <w:proofErr w:type="gramStart"/>
-      <w:r>
-        <w:rPr>
-          <w:szCs w:val="16"/>
-        </w:rPr>
-        <w:t>in @DataJpaTest, @</w:t>
-      </w:r>
-      <w:proofErr w:type="gramEnd"/>
-      <w:r>
-        <w:rPr>
-          <w:szCs w:val="16"/>
-        </w:rPr>
-        <w:t xml:space="preserve">SpringBootTest integration tests, or the E2E tests. At the repository slice, using a mock instead of a real JPA context would render the tests meaningless: the purpose of </w:t>
-      </w:r>
-      <w:proofErr w:type="spellStart"/>
-      <w:r>
-        <w:rPr>
-          <w:szCs w:val="16"/>
-        </w:rPr>
-        <w:t>TaskRepositoryTest</w:t>
-      </w:r>
-      <w:proofErr w:type="spellEnd"/>
-      <w:r>
-        <w:rPr>
-          <w:szCs w:val="16"/>
-        </w:rPr>
-        <w:t xml:space="preserve"> is to verify that the JPQL queries and Spring Data derived queries produce correct SQL against a real schema. At the integration and E2E level, mocking any layer would defeat the purpose of those tests, which is to verify that all beans collaborate correctly. The only substitution at those levels is the </w:t>
-      </w:r>
-      <w:proofErr w:type="spellStart"/>
-      <w:r>
-        <w:rPr>
-          <w:szCs w:val="16"/>
-        </w:rPr>
         <w:t>datasource</w:t>
       </w:r>
       <w:proofErr w:type="spellEnd"/>
@@ -3133,63 +3042,7 @@
         <w:rPr>
           <w:szCs w:val="16"/>
         </w:rPr>
-        <w:t xml:space="preserve">The initial AI-generated controller test </w:t>
-      </w:r>
-      <w:proofErr w:type="gramStart"/>
-      <w:r>
-        <w:rPr>
-          <w:szCs w:val="16"/>
-        </w:rPr>
-        <w:t>used @</w:t>
-      </w:r>
-      <w:proofErr w:type="gramEnd"/>
-      <w:r>
-        <w:rPr>
-          <w:szCs w:val="16"/>
-        </w:rPr>
-        <w:t xml:space="preserve">SpringBootTest instead </w:t>
-      </w:r>
-      <w:proofErr w:type="gramStart"/>
-      <w:r>
-        <w:rPr>
-          <w:szCs w:val="16"/>
-        </w:rPr>
-        <w:t>of @</w:t>
-      </w:r>
-      <w:proofErr w:type="gramEnd"/>
-      <w:r>
-        <w:rPr>
-          <w:szCs w:val="16"/>
-        </w:rPr>
-        <w:t xml:space="preserve">WebMvcTest, loading the full application context unnecessarily. Human review identified this as a test pyramid misalignment: controller tests belong in the web slice, not the integration tier. The prompt was revised with an explicit constraint (see Example 5 in the AI Interaction Log), producing a </w:t>
-      </w:r>
-      <w:proofErr w:type="gramStart"/>
-      <w:r>
-        <w:rPr>
-          <w:szCs w:val="16"/>
-        </w:rPr>
-        <w:t>correct @</w:t>
-      </w:r>
-      <w:proofErr w:type="gramEnd"/>
-      <w:r>
-        <w:rPr>
-          <w:szCs w:val="16"/>
-        </w:rPr>
-        <w:t xml:space="preserve">WebMvcTest implementation. The AI also suggested </w:t>
-      </w:r>
-      <w:proofErr w:type="gramStart"/>
-      <w:r>
-        <w:rPr>
-          <w:szCs w:val="16"/>
-        </w:rPr>
-        <w:t>using @</w:t>
-      </w:r>
-      <w:proofErr w:type="gramEnd"/>
-      <w:r>
-        <w:rPr>
-          <w:szCs w:val="16"/>
-        </w:rPr>
-        <w:t xml:space="preserve">Spy for </w:t>
+        <w:t xml:space="preserve">The initial AI-generated controller test used @SpringBootTest instead of @WebMvcTest, loading the full application context unnecessarily. Human review identified this as a test pyramid misalignment: controller tests belong in the web slice, not the integration tier. The prompt was revised with an explicit constraint (see Example 5 in the AI Interaction Log), producing a correct @WebMvcTest implementation. The AI also suggested using @Spy for </w:t>
       </w:r>
       <w:proofErr w:type="spellStart"/>
       <w:r>
@@ -3203,21 +3056,7 @@
         <w:rPr>
           <w:szCs w:val="16"/>
         </w:rPr>
-        <w:t xml:space="preserve"> in the service test; this was rejected because a spy on an interface is invalid in Mockito, and </w:t>
-      </w:r>
-      <w:proofErr w:type="gramStart"/>
-      <w:r>
-        <w:rPr>
-          <w:szCs w:val="16"/>
-        </w:rPr>
-        <w:t>a @</w:t>
-      </w:r>
-      <w:proofErr w:type="gramEnd"/>
-      <w:r>
-        <w:rPr>
-          <w:szCs w:val="16"/>
-        </w:rPr>
-        <w:t>Mock was the correct choice.</w:t>
+        <w:t xml:space="preserve"> in the service test; this was rejected because a spy on an interface is invalid in Mockito, and a @Mock was the correct choice.</w:t>
       </w:r>
     </w:p>
     <w:p>
@@ -3319,21 +3158,7 @@
         <w:rPr>
           <w:szCs w:val="16"/>
         </w:rPr>
-        <w:t xml:space="preserve">Generate a </w:t>
-      </w:r>
-      <w:proofErr w:type="gramStart"/>
-      <w:r>
-        <w:rPr>
-          <w:szCs w:val="16"/>
-        </w:rPr>
-        <w:t>complete @</w:t>
-      </w:r>
-      <w:proofErr w:type="gramEnd"/>
-      <w:r>
-        <w:rPr>
-          <w:szCs w:val="16"/>
-        </w:rPr>
-        <w:t xml:space="preserve">DataJpaTest test class for </w:t>
+        <w:t xml:space="preserve">Generate a complete @DataJpaTest test class for </w:t>
       </w:r>
       <w:proofErr w:type="spellStart"/>
       <w:r>
@@ -3403,21 +3228,7 @@
         <w:rPr>
           <w:szCs w:val="16"/>
         </w:rPr>
-        <w:t xml:space="preserve"> for fixture setup. Do not mock the repository. Use H2 in-memory database implicitly provided </w:t>
-      </w:r>
-      <w:proofErr w:type="gramStart"/>
-      <w:r>
-        <w:rPr>
-          <w:szCs w:val="16"/>
-        </w:rPr>
-        <w:t>by @</w:t>
-      </w:r>
-      <w:proofErr w:type="gramEnd"/>
-      <w:r>
-        <w:rPr>
-          <w:szCs w:val="16"/>
-        </w:rPr>
-        <w:t>DataJpaTest.</w:t>
+        <w:t xml:space="preserve"> for fixture setup. Do not mock the repository. Use H2 in-memory database implicitly provided by @DataJpaTest.</w:t>
       </w:r>
     </w:p>
     <w:p>
@@ -3458,7 +3269,6 @@
           <w:szCs w:val="16"/>
         </w:rPr>
       </w:pPr>
-      <w:proofErr w:type="gramStart"/>
       <w:r>
         <w:rPr>
           <w:i/>
@@ -3467,7 +3277,6 @@
         </w:rPr>
         <w:t>@DataJpaTest</w:t>
       </w:r>
-      <w:proofErr w:type="gramEnd"/>
     </w:p>
     <w:p>
       <w:pPr>
@@ -3543,7 +3352,6 @@
         <w:t xml:space="preserve"> </w:t>
       </w:r>
       <w:proofErr w:type="spellStart"/>
-      <w:proofErr w:type="gramStart"/>
       <w:r>
         <w:rPr>
           <w:i/>
@@ -3561,7 +3369,6 @@
         </w:rPr>
         <w:t>;</w:t>
       </w:r>
-      <w:proofErr w:type="gramEnd"/>
     </w:p>
     <w:p>
       <w:pPr>
@@ -3600,7 +3407,6 @@
         <w:t xml:space="preserve"> </w:t>
       </w:r>
       <w:proofErr w:type="spellStart"/>
-      <w:proofErr w:type="gramStart"/>
       <w:r>
         <w:rPr>
           <w:i/>
@@ -3618,47 +3424,36 @@
         </w:rPr>
         <w:t>;</w:t>
       </w:r>
-      <w:proofErr w:type="gramEnd"/>
-    </w:p>
-    <w:p>
-      <w:pPr>
-        <w:pStyle w:val="BodyText"/>
-        <w:jc w:val="left"/>
-        <w:rPr>
-          <w:i/>
-          <w:iCs/>
-          <w:szCs w:val="16"/>
-        </w:rPr>
-      </w:pPr>
-    </w:p>
-    <w:p>
-      <w:pPr>
-        <w:pStyle w:val="BodyText"/>
-        <w:jc w:val="left"/>
-        <w:rPr>
-          <w:i/>
-          <w:iCs/>
-          <w:szCs w:val="16"/>
-        </w:rPr>
-      </w:pPr>
-      <w:r>
-        <w:rPr>
-          <w:i/>
-          <w:iCs/>
-          <w:szCs w:val="16"/>
-        </w:rPr>
-        <w:t xml:space="preserve">  </w:t>
-      </w:r>
-      <w:proofErr w:type="gramStart"/>
-      <w:r>
-        <w:rPr>
-          <w:i/>
-          <w:iCs/>
-          <w:szCs w:val="16"/>
-        </w:rPr>
-        <w:t>@Test</w:t>
-      </w:r>
-      <w:proofErr w:type="gramEnd"/>
+    </w:p>
+    <w:p>
+      <w:pPr>
+        <w:pStyle w:val="BodyText"/>
+        <w:jc w:val="left"/>
+        <w:rPr>
+          <w:i/>
+          <w:iCs/>
+          <w:szCs w:val="16"/>
+        </w:rPr>
+      </w:pPr>
+    </w:p>
+    <w:p>
+      <w:pPr>
+        <w:pStyle w:val="BodyText"/>
+        <w:jc w:val="left"/>
+        <w:rPr>
+          <w:i/>
+          <w:iCs/>
+          <w:szCs w:val="16"/>
+        </w:rPr>
+      </w:pPr>
+      <w:r>
+        <w:rPr>
+          <w:i/>
+          <w:iCs/>
+          <w:szCs w:val="16"/>
+        </w:rPr>
+        <w:t xml:space="preserve">  @Test</w:t>
+      </w:r>
     </w:p>
     <w:p>
       <w:pPr>
@@ -3685,16 +3480,62 @@
           <w:iCs/>
           <w:szCs w:val="16"/>
         </w:rPr>
-        <w:t>findByStatus_</w:t>
-      </w:r>
-      <w:proofErr w:type="gramStart"/>
-      <w:r>
-        <w:rPr>
-          <w:i/>
-          <w:iCs/>
-          <w:szCs w:val="16"/>
-        </w:rPr>
-        <w:t>ShouldReturnTasksWithSpecificStatus</w:t>
+        <w:t>findByStatus_ShouldReturnTasksWithSpecificStatus</w:t>
+      </w:r>
+      <w:proofErr w:type="spellEnd"/>
+      <w:r>
+        <w:rPr>
+          <w:i/>
+          <w:iCs/>
+          <w:szCs w:val="16"/>
+        </w:rPr>
+        <w:t>() {</w:t>
+      </w:r>
+    </w:p>
+    <w:p>
+      <w:pPr>
+        <w:pStyle w:val="BodyText"/>
+        <w:jc w:val="left"/>
+        <w:rPr>
+          <w:i/>
+          <w:iCs/>
+          <w:szCs w:val="16"/>
+        </w:rPr>
+      </w:pPr>
+      <w:r>
+        <w:rPr>
+          <w:i/>
+          <w:iCs/>
+          <w:szCs w:val="16"/>
+        </w:rPr>
+        <w:t xml:space="preserve">    List&lt;Task&gt; </w:t>
+      </w:r>
+      <w:proofErr w:type="spellStart"/>
+      <w:r>
+        <w:rPr>
+          <w:i/>
+          <w:iCs/>
+          <w:szCs w:val="16"/>
+        </w:rPr>
+        <w:t>pendingTasks</w:t>
+      </w:r>
+      <w:proofErr w:type="spellEnd"/>
+      <w:r>
+        <w:rPr>
+          <w:i/>
+          <w:iCs/>
+          <w:szCs w:val="16"/>
+        </w:rPr>
+        <w:t xml:space="preserve"> = </w:t>
+      </w:r>
+      <w:proofErr w:type="spellStart"/>
+      <w:r>
+        <w:rPr>
+          <w:i/>
+          <w:iCs/>
+          <w:szCs w:val="16"/>
+        </w:rPr>
+        <w:t>taskRepository.findByStatus</w:t>
       </w:r>
       <w:proofErr w:type="spellEnd"/>
       <w:r>
@@ -3705,33 +3546,60 @@
         </w:rPr>
         <w:t>(</w:t>
       </w:r>
-      <w:proofErr w:type="gramEnd"/>
-      <w:r>
-        <w:rPr>
-          <w:i/>
-          <w:iCs/>
-          <w:szCs w:val="16"/>
-        </w:rPr>
-        <w:t>) {</w:t>
-      </w:r>
-    </w:p>
-    <w:p>
-      <w:pPr>
-        <w:pStyle w:val="BodyText"/>
-        <w:jc w:val="left"/>
-        <w:rPr>
-          <w:i/>
-          <w:iCs/>
-          <w:szCs w:val="16"/>
-        </w:rPr>
-      </w:pPr>
-      <w:r>
-        <w:rPr>
-          <w:i/>
-          <w:iCs/>
-          <w:szCs w:val="16"/>
-        </w:rPr>
-        <w:t xml:space="preserve">    List&lt;Task&gt; </w:t>
+      <w:proofErr w:type="spellStart"/>
+      <w:r>
+        <w:rPr>
+          <w:i/>
+          <w:iCs/>
+          <w:szCs w:val="16"/>
+        </w:rPr>
+        <w:t>TaskStatus.PENDING</w:t>
+      </w:r>
+      <w:proofErr w:type="spellEnd"/>
+      <w:r>
+        <w:rPr>
+          <w:i/>
+          <w:iCs/>
+          <w:szCs w:val="16"/>
+        </w:rPr>
+        <w:t>);</w:t>
+      </w:r>
+    </w:p>
+    <w:p>
+      <w:pPr>
+        <w:pStyle w:val="BodyText"/>
+        <w:jc w:val="left"/>
+        <w:rPr>
+          <w:i/>
+          <w:iCs/>
+          <w:szCs w:val="16"/>
+        </w:rPr>
+      </w:pPr>
+      <w:r>
+        <w:rPr>
+          <w:i/>
+          <w:iCs/>
+          <w:szCs w:val="16"/>
+        </w:rPr>
+        <w:t xml:space="preserve">    </w:t>
+      </w:r>
+      <w:proofErr w:type="spellStart"/>
+      <w:r>
+        <w:rPr>
+          <w:i/>
+          <w:iCs/>
+          <w:szCs w:val="16"/>
+        </w:rPr>
+        <w:t>assertThat</w:t>
+      </w:r>
+      <w:proofErr w:type="spellEnd"/>
+      <w:r>
+        <w:rPr>
+          <w:i/>
+          <w:iCs/>
+          <w:szCs w:val="16"/>
+        </w:rPr>
+        <w:t>(</w:t>
       </w:r>
       <w:proofErr w:type="spellStart"/>
       <w:r>
@@ -3749,100 +3617,6 @@
           <w:iCs/>
           <w:szCs w:val="16"/>
         </w:rPr>
-        <w:t xml:space="preserve"> = </w:t>
-      </w:r>
-      <w:proofErr w:type="spellStart"/>
-      <w:r>
-        <w:rPr>
-          <w:i/>
-          <w:iCs/>
-          <w:szCs w:val="16"/>
-        </w:rPr>
-        <w:t>taskRepository.findByStatus</w:t>
-      </w:r>
-      <w:proofErr w:type="spellEnd"/>
-      <w:r>
-        <w:rPr>
-          <w:i/>
-          <w:iCs/>
-          <w:szCs w:val="16"/>
-        </w:rPr>
-        <w:t>(</w:t>
-      </w:r>
-      <w:proofErr w:type="spellStart"/>
-      <w:r>
-        <w:rPr>
-          <w:i/>
-          <w:iCs/>
-          <w:szCs w:val="16"/>
-        </w:rPr>
-        <w:t>TaskStatus.PENDING</w:t>
-      </w:r>
-      <w:proofErr w:type="spellEnd"/>
-      <w:proofErr w:type="gramStart"/>
-      <w:r>
-        <w:rPr>
-          <w:i/>
-          <w:iCs/>
-          <w:szCs w:val="16"/>
-        </w:rPr>
-        <w:t>);</w:t>
-      </w:r>
-      <w:proofErr w:type="gramEnd"/>
-    </w:p>
-    <w:p>
-      <w:pPr>
-        <w:pStyle w:val="BodyText"/>
-        <w:jc w:val="left"/>
-        <w:rPr>
-          <w:i/>
-          <w:iCs/>
-          <w:szCs w:val="16"/>
-        </w:rPr>
-      </w:pPr>
-      <w:r>
-        <w:rPr>
-          <w:i/>
-          <w:iCs/>
-          <w:szCs w:val="16"/>
-        </w:rPr>
-        <w:t xml:space="preserve">    </w:t>
-      </w:r>
-      <w:proofErr w:type="spellStart"/>
-      <w:r>
-        <w:rPr>
-          <w:i/>
-          <w:iCs/>
-          <w:szCs w:val="16"/>
-        </w:rPr>
-        <w:t>assertThat</w:t>
-      </w:r>
-      <w:proofErr w:type="spellEnd"/>
-      <w:r>
-        <w:rPr>
-          <w:i/>
-          <w:iCs/>
-          <w:szCs w:val="16"/>
-        </w:rPr>
-        <w:t>(</w:t>
-      </w:r>
-      <w:proofErr w:type="spellStart"/>
-      <w:r>
-        <w:rPr>
-          <w:i/>
-          <w:iCs/>
-          <w:szCs w:val="16"/>
-        </w:rPr>
-        <w:t>pendingTasks</w:t>
-      </w:r>
-      <w:proofErr w:type="spellEnd"/>
-      <w:proofErr w:type="gramStart"/>
-      <w:r>
-        <w:rPr>
-          <w:i/>
-          <w:iCs/>
-          <w:szCs w:val="16"/>
-        </w:rPr>
         <w:t>).</w:t>
       </w:r>
       <w:proofErr w:type="spellStart"/>
@@ -3855,25 +3629,14 @@
         <w:t>hasSize</w:t>
       </w:r>
       <w:proofErr w:type="spellEnd"/>
-      <w:proofErr w:type="gramEnd"/>
-      <w:r>
-        <w:rPr>
-          <w:i/>
-          <w:iCs/>
-          <w:szCs w:val="16"/>
-        </w:rPr>
-        <w:t>(1</w:t>
-      </w:r>
-      <w:proofErr w:type="gramStart"/>
-      <w:r>
-        <w:rPr>
-          <w:i/>
-          <w:iCs/>
-          <w:szCs w:val="16"/>
-        </w:rPr>
-        <w:t>);</w:t>
-      </w:r>
-      <w:proofErr w:type="gramEnd"/>
+      <w:r>
+        <w:rPr>
+          <w:i/>
+          <w:iCs/>
+          <w:szCs w:val="16"/>
+        </w:rPr>
+        <w:t>(1);</w:t>
+      </w:r>
     </w:p>
     <w:p>
       <w:pPr>
@@ -3953,21 +3716,7 @@
         <w:rPr>
           <w:szCs w:val="16"/>
         </w:rPr>
-        <w:t xml:space="preserve">The output was accepted without modification because it satisfied all </w:t>
-      </w:r>
-      <w:proofErr w:type="gramStart"/>
-      <w:r>
-        <w:rPr>
-          <w:szCs w:val="16"/>
-        </w:rPr>
-        <w:t>requirements: @</w:t>
-      </w:r>
-      <w:proofErr w:type="gramEnd"/>
-      <w:r>
-        <w:rPr>
-          <w:szCs w:val="16"/>
-        </w:rPr>
-        <w:t xml:space="preserve">DataJpaTest was used correctly to load only the JPA slice, </w:t>
+        <w:t xml:space="preserve">The output was accepted without modification because it satisfied all requirements: @DataJpaTest was used correctly to load only the JPA slice, </w:t>
       </w:r>
       <w:proofErr w:type="spellStart"/>
       <w:r>
@@ -4139,7 +3888,6 @@
           <w:szCs w:val="16"/>
         </w:rPr>
       </w:pPr>
-      <w:proofErr w:type="gramStart"/>
       <w:r>
         <w:rPr>
           <w:i/>
@@ -4148,7 +3896,6 @@
         </w:rPr>
         <w:t>@Test</w:t>
       </w:r>
-      <w:proofErr w:type="gramEnd"/>
     </w:p>
     <w:p>
       <w:pPr>
@@ -4175,16 +3922,62 @@
           <w:iCs/>
           <w:szCs w:val="16"/>
         </w:rPr>
-        <w:t>updateTask_</w:t>
-      </w:r>
-      <w:proofErr w:type="gramStart"/>
-      <w:r>
-        <w:rPr>
-          <w:i/>
-          <w:iCs/>
-          <w:szCs w:val="16"/>
-        </w:rPr>
-        <w:t>ShouldReturnUpdatedTask</w:t>
+        <w:t>updateTask_ShouldReturnUpdatedTask</w:t>
+      </w:r>
+      <w:proofErr w:type="spellEnd"/>
+      <w:r>
+        <w:rPr>
+          <w:i/>
+          <w:iCs/>
+          <w:szCs w:val="16"/>
+        </w:rPr>
+        <w:t>() {</w:t>
+      </w:r>
+    </w:p>
+    <w:p>
+      <w:pPr>
+        <w:pStyle w:val="BodyText"/>
+        <w:jc w:val="left"/>
+        <w:rPr>
+          <w:i/>
+          <w:iCs/>
+          <w:szCs w:val="16"/>
+        </w:rPr>
+      </w:pPr>
+      <w:r>
+        <w:rPr>
+          <w:i/>
+          <w:iCs/>
+          <w:szCs w:val="16"/>
+        </w:rPr>
+        <w:t xml:space="preserve">  when(</w:t>
+      </w:r>
+      <w:proofErr w:type="spellStart"/>
+      <w:r>
+        <w:rPr>
+          <w:i/>
+          <w:iCs/>
+          <w:szCs w:val="16"/>
+        </w:rPr>
+        <w:t>taskRepository.findById</w:t>
+      </w:r>
+      <w:proofErr w:type="spellEnd"/>
+      <w:r>
+        <w:rPr>
+          <w:i/>
+          <w:iCs/>
+          <w:szCs w:val="16"/>
+        </w:rPr>
+        <w:t>(1L)).</w:t>
+      </w:r>
+      <w:proofErr w:type="spellStart"/>
+      <w:r>
+        <w:rPr>
+          <w:i/>
+          <w:iCs/>
+          <w:szCs w:val="16"/>
+        </w:rPr>
+        <w:t>thenReturn</w:t>
       </w:r>
       <w:proofErr w:type="spellEnd"/>
       <w:r>
@@ -4195,15 +3988,90 @@
         </w:rPr>
         <w:t>(</w:t>
       </w:r>
-      <w:proofErr w:type="gramEnd"/>
-      <w:r>
-        <w:rPr>
-          <w:i/>
-          <w:iCs/>
-          <w:szCs w:val="16"/>
-        </w:rPr>
-        <w:t>) {</w:t>
-      </w:r>
+      <w:proofErr w:type="spellStart"/>
+      <w:r>
+        <w:rPr>
+          <w:i/>
+          <w:iCs/>
+          <w:szCs w:val="16"/>
+        </w:rPr>
+        <w:t>Optional.of</w:t>
+      </w:r>
+      <w:proofErr w:type="spellEnd"/>
+      <w:r>
+        <w:rPr>
+          <w:i/>
+          <w:iCs/>
+          <w:szCs w:val="16"/>
+        </w:rPr>
+        <w:t>(task));</w:t>
+      </w:r>
+    </w:p>
+    <w:p>
+      <w:pPr>
+        <w:pStyle w:val="BodyText"/>
+        <w:jc w:val="left"/>
+        <w:rPr>
+          <w:i/>
+          <w:iCs/>
+          <w:szCs w:val="16"/>
+        </w:rPr>
+      </w:pPr>
+      <w:r>
+        <w:rPr>
+          <w:i/>
+          <w:iCs/>
+          <w:szCs w:val="16"/>
+        </w:rPr>
+        <w:t xml:space="preserve">  when(</w:t>
+      </w:r>
+      <w:proofErr w:type="spellStart"/>
+      <w:r>
+        <w:rPr>
+          <w:i/>
+          <w:iCs/>
+          <w:szCs w:val="16"/>
+        </w:rPr>
+        <w:t>taskRepository.save</w:t>
+      </w:r>
+      <w:proofErr w:type="spellEnd"/>
+      <w:r>
+        <w:rPr>
+          <w:i/>
+          <w:iCs/>
+          <w:szCs w:val="16"/>
+        </w:rPr>
+        <w:t>(any())).</w:t>
+      </w:r>
+      <w:proofErr w:type="spellStart"/>
+      <w:r>
+        <w:rPr>
+          <w:i/>
+          <w:iCs/>
+          <w:szCs w:val="16"/>
+        </w:rPr>
+        <w:t>thenReturn</w:t>
+      </w:r>
+      <w:proofErr w:type="spellEnd"/>
+      <w:r>
+        <w:rPr>
+          <w:i/>
+          <w:iCs/>
+          <w:szCs w:val="16"/>
+        </w:rPr>
+        <w:t>(task); // task still has OLD title</w:t>
+      </w:r>
+    </w:p>
+    <w:p>
+      <w:pPr>
+        <w:pStyle w:val="BodyText"/>
+        <w:jc w:val="left"/>
+        <w:rPr>
+          <w:i/>
+          <w:iCs/>
+          <w:szCs w:val="16"/>
+        </w:rPr>
+      </w:pPr>
     </w:p>
     <w:p>
       <w:pPr>
@@ -4223,54 +4091,89 @@
         </w:rPr>
         <w:t xml:space="preserve">  </w:t>
       </w:r>
-      <w:proofErr w:type="gramStart"/>
-      <w:r>
-        <w:rPr>
-          <w:i/>
-          <w:iCs/>
-          <w:szCs w:val="16"/>
-        </w:rPr>
-        <w:t>when(</w:t>
-      </w:r>
-      <w:proofErr w:type="spellStart"/>
-      <w:proofErr w:type="gramEnd"/>
-      <w:r>
-        <w:rPr>
-          <w:i/>
-          <w:iCs/>
-          <w:szCs w:val="16"/>
-        </w:rPr>
-        <w:t>taskRepository.findById</w:t>
-      </w:r>
-      <w:proofErr w:type="spellEnd"/>
-      <w:r>
-        <w:rPr>
-          <w:i/>
-          <w:iCs/>
-          <w:szCs w:val="16"/>
-        </w:rPr>
-        <w:t>(1L)</w:t>
-      </w:r>
-      <w:proofErr w:type="gramStart"/>
-      <w:r>
-        <w:rPr>
-          <w:i/>
-          <w:iCs/>
-          <w:szCs w:val="16"/>
-        </w:rPr>
-        <w:t>).</w:t>
-      </w:r>
-      <w:proofErr w:type="spellStart"/>
-      <w:r>
-        <w:rPr>
-          <w:i/>
-          <w:iCs/>
-          <w:szCs w:val="16"/>
-        </w:rPr>
-        <w:t>thenReturn</w:t>
-      </w:r>
-      <w:proofErr w:type="spellEnd"/>
-      <w:proofErr w:type="gramEnd"/>
+      <w:proofErr w:type="spellStart"/>
+      <w:r>
+        <w:rPr>
+          <w:i/>
+          <w:iCs/>
+          <w:szCs w:val="16"/>
+        </w:rPr>
+        <w:t>TaskResponse</w:t>
+      </w:r>
+      <w:proofErr w:type="spellEnd"/>
+      <w:r>
+        <w:rPr>
+          <w:i/>
+          <w:iCs/>
+          <w:szCs w:val="16"/>
+        </w:rPr>
+        <w:t xml:space="preserve"> response = </w:t>
+      </w:r>
+      <w:proofErr w:type="spellStart"/>
+      <w:r>
+        <w:rPr>
+          <w:i/>
+          <w:iCs/>
+          <w:szCs w:val="16"/>
+        </w:rPr>
+        <w:t>taskService.updateTask</w:t>
+      </w:r>
+      <w:proofErr w:type="spellEnd"/>
+      <w:r>
+        <w:rPr>
+          <w:i/>
+          <w:iCs/>
+          <w:szCs w:val="16"/>
+        </w:rPr>
+        <w:t xml:space="preserve">(1L, </w:t>
+      </w:r>
+      <w:proofErr w:type="spellStart"/>
+      <w:r>
+        <w:rPr>
+          <w:i/>
+          <w:iCs/>
+          <w:szCs w:val="16"/>
+        </w:rPr>
+        <w:t>updateRequest</w:t>
+      </w:r>
+      <w:proofErr w:type="spellEnd"/>
+      <w:r>
+        <w:rPr>
+          <w:i/>
+          <w:iCs/>
+          <w:szCs w:val="16"/>
+        </w:rPr>
+        <w:t>);</w:t>
+      </w:r>
+    </w:p>
+    <w:p>
+      <w:pPr>
+        <w:pStyle w:val="BodyText"/>
+        <w:jc w:val="left"/>
+        <w:rPr>
+          <w:i/>
+          <w:iCs/>
+          <w:szCs w:val="16"/>
+        </w:rPr>
+      </w:pPr>
+      <w:r>
+        <w:rPr>
+          <w:i/>
+          <w:iCs/>
+          <w:szCs w:val="16"/>
+        </w:rPr>
+        <w:t xml:space="preserve">  </w:t>
+      </w:r>
+      <w:proofErr w:type="spellStart"/>
+      <w:r>
+        <w:rPr>
+          <w:i/>
+          <w:iCs/>
+          <w:szCs w:val="16"/>
+        </w:rPr>
+        <w:t>assertThat</w:t>
+      </w:r>
+      <w:proofErr w:type="spellEnd"/>
       <w:r>
         <w:rPr>
           <w:i/>
@@ -4286,253 +4189,16 @@
           <w:iCs/>
           <w:szCs w:val="16"/>
         </w:rPr>
-        <w:t>Optional.of</w:t>
-      </w:r>
-      <w:proofErr w:type="spellEnd"/>
-      <w:r>
-        <w:rPr>
-          <w:i/>
-          <w:iCs/>
-          <w:szCs w:val="16"/>
-        </w:rPr>
-        <w:t>(task)</w:t>
-      </w:r>
-      <w:proofErr w:type="gramStart"/>
-      <w:r>
-        <w:rPr>
-          <w:i/>
-          <w:iCs/>
-          <w:szCs w:val="16"/>
-        </w:rPr>
-        <w:t>);</w:t>
-      </w:r>
-      <w:proofErr w:type="gramEnd"/>
-    </w:p>
-    <w:p>
-      <w:pPr>
-        <w:pStyle w:val="BodyText"/>
-        <w:jc w:val="left"/>
-        <w:rPr>
-          <w:i/>
-          <w:iCs/>
-          <w:szCs w:val="16"/>
-        </w:rPr>
-      </w:pPr>
-      <w:r>
-        <w:rPr>
-          <w:i/>
-          <w:iCs/>
-          <w:szCs w:val="16"/>
-        </w:rPr>
-        <w:t xml:space="preserve">  </w:t>
-      </w:r>
-      <w:proofErr w:type="gramStart"/>
-      <w:r>
-        <w:rPr>
-          <w:i/>
-          <w:iCs/>
-          <w:szCs w:val="16"/>
-        </w:rPr>
-        <w:t>when(</w:t>
-      </w:r>
-      <w:proofErr w:type="spellStart"/>
-      <w:proofErr w:type="gramEnd"/>
-      <w:r>
-        <w:rPr>
-          <w:i/>
-          <w:iCs/>
-          <w:szCs w:val="16"/>
-        </w:rPr>
-        <w:t>taskRepository.save</w:t>
-      </w:r>
-      <w:proofErr w:type="spellEnd"/>
-      <w:r>
-        <w:rPr>
-          <w:i/>
-          <w:iCs/>
-          <w:szCs w:val="16"/>
-        </w:rPr>
-        <w:t>(any())</w:t>
-      </w:r>
-      <w:proofErr w:type="gramStart"/>
-      <w:r>
-        <w:rPr>
-          <w:i/>
-          <w:iCs/>
-          <w:szCs w:val="16"/>
-        </w:rPr>
-        <w:t>).</w:t>
-      </w:r>
-      <w:proofErr w:type="spellStart"/>
-      <w:r>
-        <w:rPr>
-          <w:i/>
-          <w:iCs/>
-          <w:szCs w:val="16"/>
-        </w:rPr>
-        <w:t>thenReturn</w:t>
-      </w:r>
-      <w:proofErr w:type="spellEnd"/>
-      <w:proofErr w:type="gramEnd"/>
-      <w:r>
-        <w:rPr>
-          <w:i/>
-          <w:iCs/>
-          <w:szCs w:val="16"/>
-        </w:rPr>
-        <w:t>(task); // task still has OLD title</w:t>
-      </w:r>
-    </w:p>
-    <w:p>
-      <w:pPr>
-        <w:pStyle w:val="BodyText"/>
-        <w:jc w:val="left"/>
-        <w:rPr>
-          <w:i/>
-          <w:iCs/>
-          <w:szCs w:val="16"/>
-        </w:rPr>
-      </w:pPr>
-    </w:p>
-    <w:p>
-      <w:pPr>
-        <w:pStyle w:val="BodyText"/>
-        <w:jc w:val="left"/>
-        <w:rPr>
-          <w:i/>
-          <w:iCs/>
-          <w:szCs w:val="16"/>
-        </w:rPr>
-      </w:pPr>
-      <w:r>
-        <w:rPr>
-          <w:i/>
-          <w:iCs/>
-          <w:szCs w:val="16"/>
-        </w:rPr>
-        <w:t xml:space="preserve">  </w:t>
-      </w:r>
-      <w:proofErr w:type="spellStart"/>
-      <w:r>
-        <w:rPr>
-          <w:i/>
-          <w:iCs/>
-          <w:szCs w:val="16"/>
-        </w:rPr>
-        <w:t>TaskResponse</w:t>
-      </w:r>
-      <w:proofErr w:type="spellEnd"/>
-      <w:r>
-        <w:rPr>
-          <w:i/>
-          <w:iCs/>
-          <w:szCs w:val="16"/>
-        </w:rPr>
-        <w:t xml:space="preserve"> response = </w:t>
-      </w:r>
-      <w:proofErr w:type="spellStart"/>
-      <w:r>
-        <w:rPr>
-          <w:i/>
-          <w:iCs/>
-          <w:szCs w:val="16"/>
-        </w:rPr>
-        <w:t>taskService.updateTask</w:t>
-      </w:r>
-      <w:proofErr w:type="spellEnd"/>
-      <w:r>
-        <w:rPr>
-          <w:i/>
-          <w:iCs/>
-          <w:szCs w:val="16"/>
-        </w:rPr>
-        <w:t xml:space="preserve">(1L, </w:t>
-      </w:r>
-      <w:proofErr w:type="spellStart"/>
-      <w:r>
-        <w:rPr>
-          <w:i/>
-          <w:iCs/>
-          <w:szCs w:val="16"/>
-        </w:rPr>
-        <w:t>updateRequest</w:t>
-      </w:r>
-      <w:proofErr w:type="spellEnd"/>
-      <w:proofErr w:type="gramStart"/>
-      <w:r>
-        <w:rPr>
-          <w:i/>
-          <w:iCs/>
-          <w:szCs w:val="16"/>
-        </w:rPr>
-        <w:t>);</w:t>
-      </w:r>
-      <w:proofErr w:type="gramEnd"/>
-    </w:p>
-    <w:p>
-      <w:pPr>
-        <w:pStyle w:val="BodyText"/>
-        <w:jc w:val="left"/>
-        <w:rPr>
-          <w:i/>
-          <w:iCs/>
-          <w:szCs w:val="16"/>
-        </w:rPr>
-      </w:pPr>
-      <w:r>
-        <w:rPr>
-          <w:i/>
-          <w:iCs/>
-          <w:szCs w:val="16"/>
-        </w:rPr>
-        <w:t xml:space="preserve">  </w:t>
-      </w:r>
-      <w:proofErr w:type="spellStart"/>
-      <w:r>
-        <w:rPr>
-          <w:i/>
-          <w:iCs/>
-          <w:szCs w:val="16"/>
-        </w:rPr>
-        <w:t>assertThat</w:t>
-      </w:r>
-      <w:proofErr w:type="spellEnd"/>
-      <w:r>
-        <w:rPr>
-          <w:i/>
-          <w:iCs/>
-          <w:szCs w:val="16"/>
-        </w:rPr>
-        <w:t>(</w:t>
-      </w:r>
-      <w:proofErr w:type="spellStart"/>
-      <w:proofErr w:type="gramStart"/>
-      <w:r>
-        <w:rPr>
-          <w:i/>
-          <w:iCs/>
-          <w:szCs w:val="16"/>
-        </w:rPr>
         <w:t>response.getTitle</w:t>
       </w:r>
       <w:proofErr w:type="spellEnd"/>
-      <w:proofErr w:type="gramEnd"/>
-      <w:r>
-        <w:rPr>
-          <w:i/>
-          <w:iCs/>
-          <w:szCs w:val="16"/>
-        </w:rPr>
-        <w:t>()</w:t>
-      </w:r>
-      <w:proofErr w:type="gramStart"/>
-      <w:r>
-        <w:rPr>
-          <w:i/>
-          <w:iCs/>
-          <w:szCs w:val="16"/>
-        </w:rPr>
-        <w:t>).</w:t>
+      <w:r>
+        <w:rPr>
+          <w:i/>
+          <w:iCs/>
+          <w:szCs w:val="16"/>
+        </w:rPr>
+        <w:t>()).</w:t>
       </w:r>
       <w:proofErr w:type="spellStart"/>
       <w:r>
@@ -4544,7 +4210,6 @@
         <w:t>isEqualTo</w:t>
       </w:r>
       <w:proofErr w:type="spellEnd"/>
-      <w:proofErr w:type="gramEnd"/>
       <w:r>
         <w:rPr>
           <w:i/>
@@ -4617,6 +4282,7 @@
           <w:iCs/>
           <w:szCs w:val="16"/>
         </w:rPr>
+        <w:lastRenderedPageBreak/>
         <w:t xml:space="preserve">Task </w:t>
       </w:r>
       <w:proofErr w:type="spellStart"/>
@@ -4635,18 +4301,8 @@
           <w:iCs/>
           <w:szCs w:val="16"/>
         </w:rPr>
-        <w:t xml:space="preserve"> = new </w:t>
-      </w:r>
-      <w:proofErr w:type="gramStart"/>
-      <w:r>
-        <w:rPr>
-          <w:i/>
-          <w:iCs/>
-          <w:szCs w:val="16"/>
-        </w:rPr>
-        <w:t>Task();</w:t>
-      </w:r>
-      <w:proofErr w:type="gramEnd"/>
+        <w:t xml:space="preserve"> = new Task();</w:t>
+      </w:r>
     </w:p>
     <w:p>
       <w:pPr>
@@ -4674,9 +4330,124 @@
           <w:iCs/>
           <w:szCs w:val="16"/>
         </w:rPr>
-        <w:t>(1L</w:t>
-      </w:r>
-      <w:proofErr w:type="gramStart"/>
+        <w:t>(1L);</w:t>
+      </w:r>
+    </w:p>
+    <w:p>
+      <w:pPr>
+        <w:pStyle w:val="BodyText"/>
+        <w:jc w:val="left"/>
+        <w:rPr>
+          <w:i/>
+          <w:iCs/>
+          <w:szCs w:val="16"/>
+        </w:rPr>
+      </w:pPr>
+      <w:proofErr w:type="spellStart"/>
+      <w:r>
+        <w:rPr>
+          <w:i/>
+          <w:iCs/>
+          <w:szCs w:val="16"/>
+        </w:rPr>
+        <w:t>updatedTask.setTitle</w:t>
+      </w:r>
+      <w:proofErr w:type="spellEnd"/>
+      <w:r>
+        <w:rPr>
+          <w:i/>
+          <w:iCs/>
+          <w:szCs w:val="16"/>
+        </w:rPr>
+        <w:t>("Updated Title"); // reflects the expected outcome</w:t>
+      </w:r>
+    </w:p>
+    <w:p>
+      <w:pPr>
+        <w:pStyle w:val="BodyText"/>
+        <w:jc w:val="left"/>
+        <w:rPr>
+          <w:i/>
+          <w:iCs/>
+          <w:szCs w:val="16"/>
+        </w:rPr>
+      </w:pPr>
+      <w:r>
+        <w:rPr>
+          <w:i/>
+          <w:iCs/>
+          <w:szCs w:val="16"/>
+        </w:rPr>
+        <w:t>when(taskRepository.save(any(Task.class))).thenReturn(updatedTask);</w:t>
+      </w:r>
+    </w:p>
+    <w:p>
+      <w:pPr>
+        <w:pStyle w:val="BodyText"/>
+        <w:jc w:val="left"/>
+        <w:rPr>
+          <w:i/>
+          <w:iCs/>
+          <w:szCs w:val="16"/>
+        </w:rPr>
+      </w:pPr>
+    </w:p>
+    <w:p>
+      <w:pPr>
+        <w:pStyle w:val="BodyText"/>
+        <w:jc w:val="left"/>
+        <w:rPr>
+          <w:i/>
+          <w:iCs/>
+          <w:szCs w:val="16"/>
+        </w:rPr>
+      </w:pPr>
+      <w:proofErr w:type="spellStart"/>
+      <w:r>
+        <w:rPr>
+          <w:i/>
+          <w:iCs/>
+          <w:szCs w:val="16"/>
+        </w:rPr>
+        <w:t>TaskResponse</w:t>
+      </w:r>
+      <w:proofErr w:type="spellEnd"/>
+      <w:r>
+        <w:rPr>
+          <w:i/>
+          <w:iCs/>
+          <w:szCs w:val="16"/>
+        </w:rPr>
+        <w:t xml:space="preserve"> response = </w:t>
+      </w:r>
+      <w:proofErr w:type="spellStart"/>
+      <w:r>
+        <w:rPr>
+          <w:i/>
+          <w:iCs/>
+          <w:szCs w:val="16"/>
+        </w:rPr>
+        <w:t>taskService.updateTask</w:t>
+      </w:r>
+      <w:proofErr w:type="spellEnd"/>
+      <w:r>
+        <w:rPr>
+          <w:i/>
+          <w:iCs/>
+          <w:szCs w:val="16"/>
+        </w:rPr>
+        <w:t xml:space="preserve">(1L, </w:t>
+      </w:r>
+      <w:proofErr w:type="spellStart"/>
+      <w:r>
+        <w:rPr>
+          <w:i/>
+          <w:iCs/>
+          <w:szCs w:val="16"/>
+        </w:rPr>
+        <w:t>updateRequest</w:t>
+      </w:r>
+      <w:proofErr w:type="spellEnd"/>
       <w:r>
         <w:rPr>
           <w:i/>
@@ -4685,189 +4456,6 @@
         </w:rPr>
         <w:t>);</w:t>
       </w:r>
-      <w:proofErr w:type="gramEnd"/>
-    </w:p>
-    <w:p>
-      <w:pPr>
-        <w:pStyle w:val="BodyText"/>
-        <w:jc w:val="left"/>
-        <w:rPr>
-          <w:i/>
-          <w:iCs/>
-          <w:szCs w:val="16"/>
-        </w:rPr>
-      </w:pPr>
-      <w:proofErr w:type="spellStart"/>
-      <w:r>
-        <w:rPr>
-          <w:i/>
-          <w:iCs/>
-          <w:szCs w:val="16"/>
-        </w:rPr>
-        <w:t>updatedTask.setTitle</w:t>
-      </w:r>
-      <w:proofErr w:type="spellEnd"/>
-      <w:r>
-        <w:rPr>
-          <w:i/>
-          <w:iCs/>
-          <w:szCs w:val="16"/>
-        </w:rPr>
-        <w:t>("Updated Title"); // reflects the expected outcome</w:t>
-      </w:r>
-    </w:p>
-    <w:p>
-      <w:pPr>
-        <w:pStyle w:val="BodyText"/>
-        <w:jc w:val="left"/>
-        <w:rPr>
-          <w:i/>
-          <w:iCs/>
-          <w:szCs w:val="16"/>
-        </w:rPr>
-      </w:pPr>
-      <w:proofErr w:type="gramStart"/>
-      <w:r>
-        <w:rPr>
-          <w:i/>
-          <w:iCs/>
-          <w:szCs w:val="16"/>
-        </w:rPr>
-        <w:t>when(</w:t>
-      </w:r>
-      <w:proofErr w:type="gramEnd"/>
-      <w:r>
-        <w:rPr>
-          <w:i/>
-          <w:iCs/>
-          <w:szCs w:val="16"/>
-        </w:rPr>
-        <w:t>taskRepository.save(</w:t>
-      </w:r>
-      <w:proofErr w:type="gramStart"/>
-      <w:r>
-        <w:rPr>
-          <w:i/>
-          <w:iCs/>
-          <w:szCs w:val="16"/>
-        </w:rPr>
-        <w:t>any(</w:t>
-      </w:r>
-      <w:proofErr w:type="gramEnd"/>
-      <w:r>
-        <w:rPr>
-          <w:i/>
-          <w:iCs/>
-          <w:szCs w:val="16"/>
-        </w:rPr>
-        <w:t>Task.</w:t>
-      </w:r>
-      <w:proofErr w:type="gramStart"/>
-      <w:r>
-        <w:rPr>
-          <w:i/>
-          <w:iCs/>
-          <w:szCs w:val="16"/>
-        </w:rPr>
-        <w:t>class))).thenReturn</w:t>
-      </w:r>
-      <w:proofErr w:type="gramEnd"/>
-      <w:r>
-        <w:rPr>
-          <w:i/>
-          <w:iCs/>
-          <w:szCs w:val="16"/>
-        </w:rPr>
-        <w:t>(updatedTask</w:t>
-      </w:r>
-      <w:proofErr w:type="gramStart"/>
-      <w:r>
-        <w:rPr>
-          <w:i/>
-          <w:iCs/>
-          <w:szCs w:val="16"/>
-        </w:rPr>
-        <w:t>);</w:t>
-      </w:r>
-      <w:proofErr w:type="gramEnd"/>
-    </w:p>
-    <w:p>
-      <w:pPr>
-        <w:pStyle w:val="BodyText"/>
-        <w:jc w:val="left"/>
-        <w:rPr>
-          <w:i/>
-          <w:iCs/>
-          <w:szCs w:val="16"/>
-        </w:rPr>
-      </w:pPr>
-    </w:p>
-    <w:p>
-      <w:pPr>
-        <w:pStyle w:val="BodyText"/>
-        <w:jc w:val="left"/>
-        <w:rPr>
-          <w:i/>
-          <w:iCs/>
-          <w:szCs w:val="16"/>
-        </w:rPr>
-      </w:pPr>
-      <w:proofErr w:type="spellStart"/>
-      <w:r>
-        <w:rPr>
-          <w:i/>
-          <w:iCs/>
-          <w:szCs w:val="16"/>
-        </w:rPr>
-        <w:t>TaskResponse</w:t>
-      </w:r>
-      <w:proofErr w:type="spellEnd"/>
-      <w:r>
-        <w:rPr>
-          <w:i/>
-          <w:iCs/>
-          <w:szCs w:val="16"/>
-        </w:rPr>
-        <w:t xml:space="preserve"> response = </w:t>
-      </w:r>
-      <w:proofErr w:type="spellStart"/>
-      <w:r>
-        <w:rPr>
-          <w:i/>
-          <w:iCs/>
-          <w:szCs w:val="16"/>
-        </w:rPr>
-        <w:t>taskService.updateTask</w:t>
-      </w:r>
-      <w:proofErr w:type="spellEnd"/>
-      <w:r>
-        <w:rPr>
-          <w:i/>
-          <w:iCs/>
-          <w:szCs w:val="16"/>
-        </w:rPr>
-        <w:t xml:space="preserve">(1L, </w:t>
-      </w:r>
-      <w:proofErr w:type="spellStart"/>
-      <w:r>
-        <w:rPr>
-          <w:i/>
-          <w:iCs/>
-          <w:szCs w:val="16"/>
-        </w:rPr>
-        <w:t>updateRequest</w:t>
-      </w:r>
-      <w:proofErr w:type="spellEnd"/>
-      <w:proofErr w:type="gramStart"/>
-      <w:r>
-        <w:rPr>
-          <w:i/>
-          <w:iCs/>
-          <w:szCs w:val="16"/>
-        </w:rPr>
-        <w:t>);</w:t>
-      </w:r>
-      <w:proofErr w:type="gramEnd"/>
     </w:p>
     <w:p>
       <w:pPr>
@@ -4898,7 +4486,6 @@
         <w:t>(</w:t>
       </w:r>
       <w:proofErr w:type="spellStart"/>
-      <w:proofErr w:type="gramStart"/>
       <w:r>
         <w:rPr>
           <w:i/>
@@ -4908,23 +4495,13 @@
         <w:t>response.getTitle</w:t>
       </w:r>
       <w:proofErr w:type="spellEnd"/>
-      <w:proofErr w:type="gramEnd"/>
-      <w:r>
-        <w:rPr>
-          <w:i/>
-          <w:iCs/>
-          <w:szCs w:val="16"/>
-        </w:rPr>
-        <w:t>()</w:t>
-      </w:r>
-      <w:proofErr w:type="gramStart"/>
-      <w:r>
-        <w:rPr>
-          <w:i/>
-          <w:iCs/>
-          <w:szCs w:val="16"/>
-        </w:rPr>
-        <w:t>).</w:t>
+      <w:r>
+        <w:rPr>
+          <w:i/>
+          <w:iCs/>
+          <w:szCs w:val="16"/>
+        </w:rPr>
+        <w:t>()).</w:t>
       </w:r>
       <w:proofErr w:type="spellStart"/>
       <w:r>
@@ -4936,7 +4513,6 @@
         <w:t>isEqualTo</w:t>
       </w:r>
       <w:proofErr w:type="spellEnd"/>
-      <w:proofErr w:type="gramEnd"/>
       <w:r>
         <w:rPr>
           <w:i/>
@@ -4982,100 +4558,86 @@
           <w:color w:val="365F91" w:themeColor="accent1" w:themeShade="BF"/>
           <w:szCs w:val="16"/>
         </w:rPr>
-        <w:t xml:space="preserve">What </w:t>
-      </w:r>
-      <w:proofErr w:type="gramStart"/>
+        <w:t>What was changed and why:</w:t>
+      </w:r>
+    </w:p>
+    <w:p>
+      <w:pPr>
+        <w:pStyle w:val="BodyText"/>
+        <w:jc w:val="left"/>
+        <w:rPr>
+          <w:szCs w:val="16"/>
+        </w:rPr>
+      </w:pPr>
+      <w:r>
+        <w:rPr>
+          <w:szCs w:val="16"/>
+        </w:rPr>
+        <w:t xml:space="preserve">The AI configured the save() stub to return the original task fixture, which still carried the pre-update title. The assertion therefore always failed. The fix was to create a separate </w:t>
+      </w:r>
+      <w:proofErr w:type="spellStart"/>
+      <w:r>
+        <w:rPr>
+          <w:szCs w:val="16"/>
+        </w:rPr>
+        <w:t>updatedTask</w:t>
+      </w:r>
+      <w:proofErr w:type="spellEnd"/>
+      <w:r>
+        <w:rPr>
+          <w:szCs w:val="16"/>
+        </w:rPr>
+        <w:t xml:space="preserve"> instance with the new title and configure save() to return it. This correctly models what the real repository would return after persisting the mutation. The test now validates the mapping logic rather than the mock setup.</w:t>
+      </w:r>
+    </w:p>
+    <w:p>
+      <w:pPr>
+        <w:pStyle w:val="BodyText"/>
+        <w:jc w:val="left"/>
+        <w:rPr>
+          <w:szCs w:val="16"/>
+        </w:rPr>
+      </w:pPr>
+    </w:p>
+    <w:p>
+      <w:pPr>
+        <w:pStyle w:val="BodyText"/>
+        <w:jc w:val="left"/>
+        <w:rPr>
+          <w:szCs w:val="16"/>
+        </w:rPr>
+      </w:pPr>
       <w:r>
         <w:rPr>
           <w:b/>
           <w:bCs/>
-          <w:color w:val="365F91" w:themeColor="accent1" w:themeShade="BF"/>
-          <w:szCs w:val="16"/>
-        </w:rPr>
-        <w:t>was</w:t>
-      </w:r>
-      <w:proofErr w:type="gramEnd"/>
-      <w:r>
+          <w:szCs w:val="16"/>
+        </w:rPr>
+        <w:t>Example 3:</w:t>
+      </w:r>
+      <w:r>
+        <w:rPr>
+          <w:szCs w:val="16"/>
+        </w:rPr>
+        <w:t xml:space="preserve"> AI Output Rejected</w:t>
+      </w:r>
+    </w:p>
+    <w:p>
+      <w:pPr>
+        <w:pStyle w:val="BodyText"/>
+        <w:jc w:val="left"/>
+        <w:rPr>
+          <w:szCs w:val="16"/>
+        </w:rPr>
+      </w:pPr>
+    </w:p>
+    <w:p>
+      <w:pPr>
+        <w:pStyle w:val="BodyText"/>
+        <w:jc w:val="left"/>
         <w:rPr>
           <w:b/>
           <w:bCs/>
-          <w:color w:val="365F91" w:themeColor="accent1" w:themeShade="BF"/>
-          <w:szCs w:val="16"/>
-        </w:rPr>
-        <w:t xml:space="preserve"> changed and why:</w:t>
-      </w:r>
-    </w:p>
-    <w:p>
-      <w:pPr>
-        <w:pStyle w:val="BodyText"/>
-        <w:jc w:val="left"/>
-        <w:rPr>
-          <w:szCs w:val="16"/>
-        </w:rPr>
-      </w:pPr>
-      <w:r>
-        <w:rPr>
-          <w:szCs w:val="16"/>
-        </w:rPr>
-        <w:t xml:space="preserve">The AI configured the </w:t>
-      </w:r>
-      <w:proofErr w:type="gramStart"/>
-      <w:r>
-        <w:rPr>
-          <w:szCs w:val="16"/>
-        </w:rPr>
-        <w:t>save(</w:t>
-      </w:r>
-      <w:proofErr w:type="gramEnd"/>
-      <w:r>
-        <w:rPr>
-          <w:szCs w:val="16"/>
-        </w:rPr>
-        <w:t xml:space="preserve">) stub to return the original task fixture, which still carried the pre-update title. The assertion therefore always failed. The fix was to create a separate </w:t>
-      </w:r>
-      <w:proofErr w:type="spellStart"/>
-      <w:r>
-        <w:rPr>
-          <w:szCs w:val="16"/>
-        </w:rPr>
-        <w:t>updatedTask</w:t>
-      </w:r>
-      <w:proofErr w:type="spellEnd"/>
-      <w:r>
-        <w:rPr>
-          <w:szCs w:val="16"/>
-        </w:rPr>
-        <w:t xml:space="preserve"> instance with the new title and configure </w:t>
-      </w:r>
-      <w:proofErr w:type="gramStart"/>
-      <w:r>
-        <w:rPr>
-          <w:szCs w:val="16"/>
-        </w:rPr>
-        <w:t>save(</w:t>
-      </w:r>
-      <w:proofErr w:type="gramEnd"/>
-      <w:r>
-        <w:rPr>
-          <w:szCs w:val="16"/>
-        </w:rPr>
-        <w:t>) to return it. This correctly models what the real repository would return after persisting the mutation. The test now validates the mapping logic rather than the mock setup.</w:t>
-      </w:r>
-    </w:p>
-    <w:p>
-      <w:pPr>
-        <w:pStyle w:val="BodyText"/>
-        <w:jc w:val="left"/>
-        <w:rPr>
-          <w:szCs w:val="16"/>
-        </w:rPr>
-      </w:pPr>
-    </w:p>
-    <w:p>
-      <w:pPr>
-        <w:pStyle w:val="BodyText"/>
-        <w:jc w:val="left"/>
-        <w:rPr>
           <w:szCs w:val="16"/>
         </w:rPr>
       </w:pPr>
@@ -5085,33 +4647,582 @@
           <w:bCs/>
           <w:szCs w:val="16"/>
         </w:rPr>
-        <w:t>Example 3:</w:t>
-      </w:r>
-      <w:r>
-        <w:rPr>
-          <w:szCs w:val="16"/>
-        </w:rPr>
-        <w:t xml:space="preserve"> AI Output Rejected</w:t>
-      </w:r>
-    </w:p>
-    <w:p>
-      <w:pPr>
-        <w:pStyle w:val="BodyText"/>
-        <w:jc w:val="left"/>
-        <w:rPr>
-          <w:szCs w:val="16"/>
-        </w:rPr>
-      </w:pPr>
-    </w:p>
-    <w:p>
-      <w:pPr>
-        <w:pStyle w:val="BodyText"/>
-        <w:jc w:val="left"/>
+        <w:t>Prompt given to AI:</w:t>
+      </w:r>
+    </w:p>
+    <w:p>
+      <w:pPr>
+        <w:pStyle w:val="BodyText"/>
+        <w:jc w:val="left"/>
+        <w:rPr>
+          <w:szCs w:val="16"/>
+        </w:rPr>
+      </w:pPr>
+      <w:r>
+        <w:rPr>
+          <w:szCs w:val="16"/>
+        </w:rPr>
+        <w:t xml:space="preserve">Generate a controller test for </w:t>
+      </w:r>
+      <w:proofErr w:type="spellStart"/>
+      <w:r>
+        <w:rPr>
+          <w:szCs w:val="16"/>
+        </w:rPr>
+        <w:t>TaskController.createTask</w:t>
+      </w:r>
+      <w:proofErr w:type="spellEnd"/>
+      <w:r>
+        <w:rPr>
+          <w:szCs w:val="16"/>
+        </w:rPr>
+        <w:t>() that verifies a valid request returns HTTP 201 and the created task body.</w:t>
+      </w:r>
+    </w:p>
+    <w:p>
+      <w:pPr>
+        <w:pStyle w:val="BodyText"/>
+        <w:jc w:val="left"/>
+        <w:rPr>
+          <w:szCs w:val="16"/>
+        </w:rPr>
+      </w:pPr>
+    </w:p>
+    <w:p>
+      <w:pPr>
+        <w:pStyle w:val="BodyText"/>
+        <w:jc w:val="left"/>
+        <w:rPr>
+          <w:szCs w:val="16"/>
+        </w:rPr>
+      </w:pPr>
+      <w:r>
+        <w:rPr>
+          <w:szCs w:val="16"/>
+        </w:rPr>
+        <w:t>AI output (excerpt - rejected):</w:t>
+      </w:r>
+    </w:p>
+    <w:p>
+      <w:pPr>
+        <w:pStyle w:val="BodyText"/>
+        <w:jc w:val="left"/>
+        <w:rPr>
+          <w:i/>
+          <w:iCs/>
+          <w:szCs w:val="16"/>
+        </w:rPr>
+      </w:pPr>
+      <w:r>
+        <w:rPr>
+          <w:i/>
+          <w:iCs/>
+          <w:szCs w:val="16"/>
+        </w:rPr>
+        <w:t>@SpringBootTest // WRONG LEVEL</w:t>
+      </w:r>
+    </w:p>
+    <w:p>
+      <w:pPr>
+        <w:pStyle w:val="BodyText"/>
+        <w:jc w:val="left"/>
+        <w:rPr>
+          <w:i/>
+          <w:iCs/>
+          <w:szCs w:val="16"/>
+        </w:rPr>
+      </w:pPr>
+      <w:r>
+        <w:rPr>
+          <w:i/>
+          <w:iCs/>
+          <w:szCs w:val="16"/>
+        </w:rPr>
+        <w:t>@AutoConfigureMockMvc</w:t>
+      </w:r>
+    </w:p>
+    <w:p>
+      <w:pPr>
+        <w:pStyle w:val="BodyText"/>
+        <w:jc w:val="left"/>
+        <w:rPr>
+          <w:i/>
+          <w:iCs/>
+          <w:szCs w:val="16"/>
+        </w:rPr>
+      </w:pPr>
+      <w:r>
+        <w:rPr>
+          <w:i/>
+          <w:iCs/>
+          <w:szCs w:val="16"/>
+        </w:rPr>
+        <w:t xml:space="preserve">class </w:t>
+      </w:r>
+      <w:proofErr w:type="spellStart"/>
+      <w:r>
+        <w:rPr>
+          <w:i/>
+          <w:iCs/>
+          <w:szCs w:val="16"/>
+        </w:rPr>
+        <w:t>TaskControllerTest</w:t>
+      </w:r>
+      <w:proofErr w:type="spellEnd"/>
+      <w:r>
+        <w:rPr>
+          <w:i/>
+          <w:iCs/>
+          <w:szCs w:val="16"/>
+        </w:rPr>
+        <w:t xml:space="preserve"> {</w:t>
+      </w:r>
+    </w:p>
+    <w:p>
+      <w:pPr>
+        <w:pStyle w:val="BodyText"/>
+        <w:jc w:val="left"/>
+        <w:rPr>
+          <w:i/>
+          <w:iCs/>
+          <w:szCs w:val="16"/>
+        </w:rPr>
+      </w:pPr>
+      <w:r>
+        <w:rPr>
+          <w:i/>
+          <w:iCs/>
+          <w:szCs w:val="16"/>
+        </w:rPr>
+        <w:t xml:space="preserve">  @Autowired private </w:t>
+      </w:r>
+      <w:proofErr w:type="spellStart"/>
+      <w:r>
+        <w:rPr>
+          <w:i/>
+          <w:iCs/>
+          <w:szCs w:val="16"/>
+        </w:rPr>
+        <w:t>MockMvc</w:t>
+      </w:r>
+      <w:proofErr w:type="spellEnd"/>
+      <w:r>
+        <w:rPr>
+          <w:i/>
+          <w:iCs/>
+          <w:szCs w:val="16"/>
+        </w:rPr>
+        <w:t xml:space="preserve"> </w:t>
+      </w:r>
+      <w:proofErr w:type="spellStart"/>
+      <w:r>
+        <w:rPr>
+          <w:i/>
+          <w:iCs/>
+          <w:szCs w:val="16"/>
+        </w:rPr>
+        <w:t>mockMvc</w:t>
+      </w:r>
+      <w:proofErr w:type="spellEnd"/>
+      <w:r>
+        <w:rPr>
+          <w:i/>
+          <w:iCs/>
+          <w:szCs w:val="16"/>
+        </w:rPr>
+        <w:t>;</w:t>
+      </w:r>
+    </w:p>
+    <w:p>
+      <w:pPr>
+        <w:pStyle w:val="BodyText"/>
+        <w:jc w:val="left"/>
+        <w:rPr>
+          <w:i/>
+          <w:iCs/>
+          <w:szCs w:val="16"/>
+        </w:rPr>
+      </w:pPr>
+      <w:r>
+        <w:rPr>
+          <w:i/>
+          <w:iCs/>
+          <w:szCs w:val="16"/>
+        </w:rPr>
+        <w:t xml:space="preserve">  // No @MockBean - uses real </w:t>
+      </w:r>
+      <w:proofErr w:type="spellStart"/>
+      <w:r>
+        <w:rPr>
+          <w:i/>
+          <w:iCs/>
+          <w:szCs w:val="16"/>
+        </w:rPr>
+        <w:t>TaskService</w:t>
+      </w:r>
+      <w:proofErr w:type="spellEnd"/>
+      <w:r>
+        <w:rPr>
+          <w:i/>
+          <w:iCs/>
+          <w:szCs w:val="16"/>
+        </w:rPr>
+        <w:t xml:space="preserve"> and real H2</w:t>
+      </w:r>
+    </w:p>
+    <w:p>
+      <w:pPr>
+        <w:pStyle w:val="BodyText"/>
+        <w:jc w:val="left"/>
+        <w:rPr>
+          <w:i/>
+          <w:iCs/>
+          <w:szCs w:val="16"/>
+        </w:rPr>
+      </w:pPr>
+      <w:r>
+        <w:rPr>
+          <w:i/>
+          <w:iCs/>
+          <w:szCs w:val="16"/>
+        </w:rPr>
+        <w:t>}</w:t>
+      </w:r>
+    </w:p>
+    <w:p>
+      <w:pPr>
+        <w:pStyle w:val="BodyText"/>
+        <w:jc w:val="left"/>
+        <w:rPr>
+          <w:szCs w:val="16"/>
+        </w:rPr>
+      </w:pPr>
+    </w:p>
+    <w:p>
+      <w:pPr>
+        <w:pStyle w:val="BodyText"/>
+        <w:jc w:val="left"/>
+        <w:rPr>
+          <w:color w:val="365F91" w:themeColor="accent1" w:themeShade="BF"/>
+          <w:szCs w:val="16"/>
+        </w:rPr>
+      </w:pPr>
+      <w:r>
+        <w:rPr>
+          <w:color w:val="365F91" w:themeColor="accent1" w:themeShade="BF"/>
+          <w:szCs w:val="16"/>
+        </w:rPr>
+        <w:t>Technical justification for rejection:</w:t>
+      </w:r>
+    </w:p>
+    <w:p>
+      <w:pPr>
+        <w:pStyle w:val="BodyText"/>
+        <w:jc w:val="left"/>
+        <w:rPr>
+          <w:szCs w:val="16"/>
+        </w:rPr>
+      </w:pPr>
+      <w:r>
+        <w:rPr>
+          <w:szCs w:val="16"/>
+        </w:rPr>
+        <w:t xml:space="preserve">The AI used @SpringBootTest, which loads the complete application context including the service, repository, and </w:t>
+      </w:r>
+      <w:proofErr w:type="spellStart"/>
+      <w:r>
+        <w:rPr>
+          <w:szCs w:val="16"/>
+        </w:rPr>
+        <w:t>datasource</w:t>
+      </w:r>
+      <w:proofErr w:type="spellEnd"/>
+      <w:r>
+        <w:rPr>
+          <w:szCs w:val="16"/>
+        </w:rPr>
+        <w:t xml:space="preserve"> configuration. This places the test at the integration level of the Testing Pyramid, not the controller slice. Controller tests should be isolated to the web layer using @WebMvcTest, with the service dependency replaced by a @MockBean. Using @SpringBootTest for controller tests is slow, violates pyramid discipline, and causes tests to fail if the database is unavailable. The output was rejected and re-generated with an explicit constraint (see Example 5).</w:t>
+      </w:r>
+    </w:p>
+    <w:p>
+      <w:pPr>
+        <w:pStyle w:val="BodyText"/>
+        <w:jc w:val="left"/>
+        <w:rPr>
+          <w:szCs w:val="16"/>
+        </w:rPr>
+      </w:pPr>
+    </w:p>
+    <w:p>
+      <w:pPr>
+        <w:pStyle w:val="BodyText"/>
+        <w:jc w:val="left"/>
+        <w:rPr>
+          <w:szCs w:val="16"/>
+        </w:rPr>
+      </w:pPr>
+      <w:r>
         <w:rPr>
           <w:b/>
           <w:bCs/>
           <w:szCs w:val="16"/>
         </w:rPr>
+        <w:t>Example 4:</w:t>
+      </w:r>
+      <w:r>
+        <w:rPr>
+          <w:szCs w:val="16"/>
+        </w:rPr>
+        <w:t xml:space="preserve"> AI Identifies a Gap or Fragility</w:t>
+      </w:r>
+    </w:p>
+    <w:p>
+      <w:pPr>
+        <w:pStyle w:val="BodyText"/>
+        <w:jc w:val="left"/>
+        <w:rPr>
+          <w:szCs w:val="16"/>
+        </w:rPr>
+      </w:pPr>
+    </w:p>
+    <w:p>
+      <w:pPr>
+        <w:pStyle w:val="BodyText"/>
+        <w:jc w:val="left"/>
+        <w:rPr>
+          <w:szCs w:val="16"/>
+        </w:rPr>
+      </w:pPr>
+      <w:r>
+        <w:rPr>
+          <w:color w:val="365F91" w:themeColor="accent1" w:themeShade="BF"/>
+          <w:szCs w:val="16"/>
+        </w:rPr>
+        <w:t>Analysis prompt:</w:t>
+      </w:r>
+    </w:p>
+    <w:p>
+      <w:pPr>
+        <w:pStyle w:val="BodyText"/>
+        <w:jc w:val="left"/>
+        <w:rPr>
+          <w:szCs w:val="16"/>
+        </w:rPr>
+      </w:pPr>
+      <w:r>
+        <w:rPr>
+          <w:szCs w:val="16"/>
+        </w:rPr>
+        <w:t xml:space="preserve">Review the current test suite for </w:t>
+      </w:r>
+      <w:proofErr w:type="spellStart"/>
+      <w:r>
+        <w:rPr>
+          <w:szCs w:val="16"/>
+        </w:rPr>
+        <w:t>TaskServiceImpl</w:t>
+      </w:r>
+      <w:proofErr w:type="spellEnd"/>
+      <w:r>
+        <w:rPr>
+          <w:szCs w:val="16"/>
+        </w:rPr>
+        <w:t>. Identify any missing test scenarios or fragilities that could lead to false positives or insufficient coverage.</w:t>
+      </w:r>
+    </w:p>
+    <w:p>
+      <w:pPr>
+        <w:pStyle w:val="BodyText"/>
+        <w:jc w:val="left"/>
+        <w:rPr>
+          <w:szCs w:val="16"/>
+        </w:rPr>
+      </w:pPr>
+    </w:p>
+    <w:p>
+      <w:pPr>
+        <w:pStyle w:val="BodyText"/>
+        <w:jc w:val="left"/>
+        <w:rPr>
+          <w:color w:val="365F91" w:themeColor="accent1" w:themeShade="BF"/>
+          <w:szCs w:val="16"/>
+        </w:rPr>
+      </w:pPr>
+      <w:r>
+        <w:rPr>
+          <w:color w:val="365F91" w:themeColor="accent1" w:themeShade="BF"/>
+          <w:szCs w:val="16"/>
+        </w:rPr>
+        <w:t>AI suggestion:</w:t>
+      </w:r>
+    </w:p>
+    <w:p>
+      <w:pPr>
+        <w:pStyle w:val="BodyText"/>
+        <w:jc w:val="left"/>
+        <w:rPr>
+          <w:szCs w:val="16"/>
+        </w:rPr>
+      </w:pPr>
+      <w:r>
+        <w:rPr>
+          <w:szCs w:val="16"/>
+        </w:rPr>
+        <w:t xml:space="preserve">The current tests do not cover the case where </w:t>
+      </w:r>
+      <w:proofErr w:type="spellStart"/>
+      <w:r>
+        <w:rPr>
+          <w:szCs w:val="16"/>
+        </w:rPr>
+        <w:t>updateTaskStatus</w:t>
+      </w:r>
+      <w:proofErr w:type="spellEnd"/>
+      <w:r>
+        <w:rPr>
+          <w:szCs w:val="16"/>
+        </w:rPr>
+        <w:t xml:space="preserve">() receives each of the four </w:t>
+      </w:r>
+      <w:proofErr w:type="spellStart"/>
+      <w:r>
+        <w:rPr>
+          <w:szCs w:val="16"/>
+        </w:rPr>
+        <w:t>TaskStatus</w:t>
+      </w:r>
+      <w:proofErr w:type="spellEnd"/>
+      <w:r>
+        <w:rPr>
+          <w:szCs w:val="16"/>
+        </w:rPr>
+        <w:t xml:space="preserve"> </w:t>
+      </w:r>
+      <w:proofErr w:type="spellStart"/>
+      <w:r>
+        <w:rPr>
+          <w:szCs w:val="16"/>
+        </w:rPr>
+        <w:t>enum</w:t>
+      </w:r>
+      <w:proofErr w:type="spellEnd"/>
+      <w:r>
+        <w:rPr>
+          <w:szCs w:val="16"/>
+        </w:rPr>
+        <w:t xml:space="preserve"> values in sequence. If a developer accidentally restricts valid transitions in code (e.g., only allowing PENDING to IN_PROGRESS), the existing single-status test would not catch it. Additionally, </w:t>
+      </w:r>
+      <w:proofErr w:type="spellStart"/>
+      <w:r>
+        <w:rPr>
+          <w:szCs w:val="16"/>
+        </w:rPr>
+        <w:t>createTask</w:t>
+      </w:r>
+      <w:proofErr w:type="spellEnd"/>
+      <w:r>
+        <w:rPr>
+          <w:szCs w:val="16"/>
+        </w:rPr>
+        <w:t>() with a null description is untested, and the service is expected to pass null through to the repository without throwing. Consider adding a parameterized or loop-based test for all statuses, and a null-description test.</w:t>
+      </w:r>
+    </w:p>
+    <w:p>
+      <w:pPr>
+        <w:pStyle w:val="BodyText"/>
+        <w:jc w:val="left"/>
+        <w:rPr>
+          <w:szCs w:val="16"/>
+        </w:rPr>
+      </w:pPr>
+    </w:p>
+    <w:p>
+      <w:pPr>
+        <w:pStyle w:val="BodyText"/>
+        <w:jc w:val="left"/>
+        <w:rPr>
+          <w:szCs w:val="16"/>
+        </w:rPr>
+      </w:pPr>
+      <w:r>
+        <w:rPr>
+          <w:szCs w:val="16"/>
+        </w:rPr>
+        <w:t xml:space="preserve">Action taken: Both suggestions were accepted and implemented in </w:t>
+      </w:r>
+      <w:proofErr w:type="spellStart"/>
+      <w:r>
+        <w:rPr>
+          <w:szCs w:val="16"/>
+        </w:rPr>
+        <w:t>TaskServiceEdgeCaseTest</w:t>
+      </w:r>
+      <w:proofErr w:type="spellEnd"/>
+      <w:r>
+        <w:rPr>
+          <w:szCs w:val="16"/>
+        </w:rPr>
+        <w:t>. The status-loop test (</w:t>
+      </w:r>
+      <w:proofErr w:type="spellStart"/>
+      <w:r>
+        <w:rPr>
+          <w:szCs w:val="16"/>
+        </w:rPr>
+        <w:t>updateTaskStatus_ToAllValidStatuses_ShouldSucceed</w:t>
+      </w:r>
+      <w:proofErr w:type="spellEnd"/>
+      <w:r>
+        <w:rPr>
+          <w:szCs w:val="16"/>
+        </w:rPr>
+        <w:t xml:space="preserve">) iterates over </w:t>
+      </w:r>
+      <w:proofErr w:type="spellStart"/>
+      <w:r>
+        <w:rPr>
+          <w:szCs w:val="16"/>
+        </w:rPr>
+        <w:t>TaskStatus.values</w:t>
+      </w:r>
+      <w:proofErr w:type="spellEnd"/>
+      <w:r>
+        <w:rPr>
+          <w:szCs w:val="16"/>
+        </w:rPr>
+        <w:t>() to ensure all four transitions are covered. The null-description test (</w:t>
+      </w:r>
+      <w:proofErr w:type="spellStart"/>
+      <w:r>
+        <w:rPr>
+          <w:szCs w:val="16"/>
+        </w:rPr>
+        <w:t>createTask_WithNullDescription_ShouldNotFail</w:t>
+      </w:r>
+      <w:proofErr w:type="spellEnd"/>
+      <w:r>
+        <w:rPr>
+          <w:szCs w:val="16"/>
+        </w:rPr>
+        <w:t>) confirms the service does not apply a default or throw. Both additions improved coverage without adding fragility.</w:t>
+      </w:r>
+    </w:p>
+    <w:p>
+      <w:pPr>
+        <w:pStyle w:val="BodyText"/>
+        <w:jc w:val="left"/>
+        <w:rPr>
+          <w:szCs w:val="16"/>
+        </w:rPr>
+      </w:pPr>
+    </w:p>
+    <w:p>
+      <w:pPr>
+        <w:pStyle w:val="BodyText"/>
+        <w:jc w:val="left"/>
+        <w:rPr>
+          <w:szCs w:val="16"/>
+        </w:rPr>
       </w:pPr>
       <w:r>
         <w:rPr>
@@ -5119,111 +5230,157 @@
           <w:bCs/>
           <w:szCs w:val="16"/>
         </w:rPr>
-        <w:t>Prompt given to AI:</w:t>
-      </w:r>
-    </w:p>
-    <w:p>
-      <w:pPr>
-        <w:pStyle w:val="BodyText"/>
-        <w:jc w:val="left"/>
-        <w:rPr>
-          <w:szCs w:val="16"/>
-        </w:rPr>
-      </w:pPr>
-      <w:r>
-        <w:rPr>
-          <w:szCs w:val="16"/>
-        </w:rPr>
-        <w:t xml:space="preserve">Generate a controller test for </w:t>
-      </w:r>
-      <w:proofErr w:type="spellStart"/>
-      <w:r>
-        <w:rPr>
-          <w:szCs w:val="16"/>
-        </w:rPr>
-        <w:t>TaskController.createTask</w:t>
-      </w:r>
-      <w:proofErr w:type="spellEnd"/>
-      <w:r>
-        <w:rPr>
-          <w:szCs w:val="16"/>
-        </w:rPr>
-        <w:t>() that verifies a valid request returns HTTP 201 and the created task body.</w:t>
-      </w:r>
-    </w:p>
-    <w:p>
-      <w:pPr>
-        <w:pStyle w:val="BodyText"/>
-        <w:jc w:val="left"/>
-        <w:rPr>
-          <w:szCs w:val="16"/>
-        </w:rPr>
-      </w:pPr>
-    </w:p>
-    <w:p>
-      <w:pPr>
-        <w:pStyle w:val="BodyText"/>
-        <w:jc w:val="left"/>
-        <w:rPr>
-          <w:szCs w:val="16"/>
-        </w:rPr>
-      </w:pPr>
-      <w:r>
-        <w:rPr>
-          <w:szCs w:val="16"/>
-        </w:rPr>
-        <w:t>AI output (excerpt - rejected):</w:t>
-      </w:r>
-    </w:p>
-    <w:p>
-      <w:pPr>
-        <w:pStyle w:val="BodyText"/>
-        <w:jc w:val="left"/>
-        <w:rPr>
-          <w:i/>
-          <w:iCs/>
-          <w:szCs w:val="16"/>
-        </w:rPr>
-      </w:pPr>
-      <w:proofErr w:type="gramStart"/>
-      <w:r>
-        <w:rPr>
-          <w:i/>
-          <w:iCs/>
-          <w:szCs w:val="16"/>
-        </w:rPr>
-        <w:t>@SpringBootTest</w:t>
-      </w:r>
-      <w:proofErr w:type="gramEnd"/>
-      <w:r>
-        <w:rPr>
-          <w:i/>
-          <w:iCs/>
-          <w:szCs w:val="16"/>
-        </w:rPr>
-        <w:t xml:space="preserve"> // WRONG LEVEL</w:t>
-      </w:r>
-    </w:p>
-    <w:p>
-      <w:pPr>
-        <w:pStyle w:val="BodyText"/>
-        <w:jc w:val="left"/>
-        <w:rPr>
-          <w:i/>
-          <w:iCs/>
-          <w:szCs w:val="16"/>
-        </w:rPr>
-      </w:pPr>
-      <w:proofErr w:type="gramStart"/>
-      <w:r>
-        <w:rPr>
-          <w:i/>
-          <w:iCs/>
-          <w:szCs w:val="16"/>
-        </w:rPr>
-        <w:t>@AutoConfigureMockMvc</w:t>
-      </w:r>
-      <w:proofErr w:type="gramEnd"/>
+        <w:t>Example 5:</w:t>
+      </w:r>
+      <w:r>
+        <w:rPr>
+          <w:szCs w:val="16"/>
+        </w:rPr>
+        <w:t xml:space="preserve"> AI Output Constrained by Explicit Rules</w:t>
+      </w:r>
+    </w:p>
+    <w:p>
+      <w:pPr>
+        <w:pStyle w:val="BodyText"/>
+        <w:jc w:val="left"/>
+        <w:rPr>
+          <w:szCs w:val="16"/>
+        </w:rPr>
+      </w:pPr>
+    </w:p>
+    <w:p>
+      <w:pPr>
+        <w:pStyle w:val="BodyText"/>
+        <w:jc w:val="left"/>
+        <w:rPr>
+          <w:color w:val="365F91" w:themeColor="accent1" w:themeShade="BF"/>
+          <w:szCs w:val="16"/>
+        </w:rPr>
+      </w:pPr>
+      <w:r>
+        <w:rPr>
+          <w:color w:val="365F91" w:themeColor="accent1" w:themeShade="BF"/>
+          <w:szCs w:val="16"/>
+        </w:rPr>
+        <w:t>Prompt with explicit constraints:</w:t>
+      </w:r>
+    </w:p>
+    <w:p>
+      <w:pPr>
+        <w:pStyle w:val="BodyText"/>
+        <w:jc w:val="left"/>
+        <w:rPr>
+          <w:szCs w:val="16"/>
+        </w:rPr>
+      </w:pPr>
+      <w:r>
+        <w:rPr>
+          <w:szCs w:val="16"/>
+        </w:rPr>
+        <w:lastRenderedPageBreak/>
+        <w:t xml:space="preserve">Generate a controller unit test class for </w:t>
+      </w:r>
+      <w:proofErr w:type="spellStart"/>
+      <w:r>
+        <w:rPr>
+          <w:szCs w:val="16"/>
+        </w:rPr>
+        <w:t>TaskController</w:t>
+      </w:r>
+      <w:proofErr w:type="spellEnd"/>
+      <w:r>
+        <w:rPr>
+          <w:szCs w:val="16"/>
+        </w:rPr>
+        <w:t xml:space="preserve"> using the following constraints: (1) You MUST use @WebMvcTest(TaskController.class) and NOT @SpringBootTest. (2) </w:t>
+      </w:r>
+      <w:proofErr w:type="spellStart"/>
+      <w:r>
+        <w:rPr>
+          <w:szCs w:val="16"/>
+        </w:rPr>
+        <w:t>TaskService</w:t>
+      </w:r>
+      <w:proofErr w:type="spellEnd"/>
+      <w:r>
+        <w:rPr>
+          <w:szCs w:val="16"/>
+        </w:rPr>
+        <w:t xml:space="preserve"> MUST be mocked with @MockBean - do not </w:t>
+      </w:r>
+      <w:proofErr w:type="spellStart"/>
+      <w:r>
+        <w:rPr>
+          <w:szCs w:val="16"/>
+        </w:rPr>
+        <w:t>autowire</w:t>
+      </w:r>
+      <w:proofErr w:type="spellEnd"/>
+      <w:r>
+        <w:rPr>
+          <w:szCs w:val="16"/>
+        </w:rPr>
+        <w:t xml:space="preserve"> a real service. (3) Do NOT load any JPA, </w:t>
+      </w:r>
+      <w:proofErr w:type="spellStart"/>
+      <w:r>
+        <w:rPr>
+          <w:szCs w:val="16"/>
+        </w:rPr>
+        <w:t>datasource</w:t>
+      </w:r>
+      <w:proofErr w:type="spellEnd"/>
+      <w:r>
+        <w:rPr>
+          <w:szCs w:val="16"/>
+        </w:rPr>
+        <w:t>, or service beans. (4) All HTTP methods must be tested: GET, POST, PUT, PATCH, DELETE. (5) Include at least one validation rejection test (empty title returns 400).</w:t>
+      </w:r>
+    </w:p>
+    <w:p>
+      <w:pPr>
+        <w:pStyle w:val="BodyText"/>
+        <w:jc w:val="left"/>
+        <w:rPr>
+          <w:szCs w:val="16"/>
+        </w:rPr>
+      </w:pPr>
+    </w:p>
+    <w:p>
+      <w:pPr>
+        <w:pStyle w:val="BodyText"/>
+        <w:jc w:val="left"/>
+        <w:rPr>
+          <w:color w:val="365F91" w:themeColor="accent1" w:themeShade="BF"/>
+          <w:szCs w:val="16"/>
+        </w:rPr>
+      </w:pPr>
+      <w:r>
+        <w:rPr>
+          <w:color w:val="365F91" w:themeColor="accent1" w:themeShade="BF"/>
+          <w:szCs w:val="16"/>
+        </w:rPr>
+        <w:t>AI output under constraint (excerpt):</w:t>
+      </w:r>
+    </w:p>
+    <w:p>
+      <w:pPr>
+        <w:pStyle w:val="BodyText"/>
+        <w:jc w:val="left"/>
+        <w:rPr>
+          <w:i/>
+          <w:iCs/>
+          <w:szCs w:val="16"/>
+        </w:rPr>
+      </w:pPr>
+      <w:r>
+        <w:rPr>
+          <w:i/>
+          <w:iCs/>
+          <w:szCs w:val="16"/>
+        </w:rPr>
+        <w:t>@WebMvcTest(TaskController.class)      // Constraint 1 satisfied</w:t>
+      </w:r>
     </w:p>
     <w:p>
       <w:pPr>
@@ -5299,7 +5456,6 @@
         <w:t xml:space="preserve"> </w:t>
       </w:r>
       <w:proofErr w:type="spellStart"/>
-      <w:proofErr w:type="gramStart"/>
       <w:r>
         <w:rPr>
           <w:i/>
@@ -5317,43 +5473,24 @@
         </w:rPr>
         <w:t>;</w:t>
       </w:r>
-      <w:proofErr w:type="gramEnd"/>
-    </w:p>
-    <w:p>
-      <w:pPr>
-        <w:pStyle w:val="BodyText"/>
-        <w:jc w:val="left"/>
-        <w:rPr>
-          <w:i/>
-          <w:iCs/>
-          <w:szCs w:val="16"/>
-        </w:rPr>
-      </w:pPr>
-      <w:r>
-        <w:rPr>
-          <w:i/>
-          <w:iCs/>
-          <w:szCs w:val="16"/>
-        </w:rPr>
-        <w:t xml:space="preserve">  // </w:t>
-      </w:r>
-      <w:proofErr w:type="gramStart"/>
-      <w:r>
-        <w:rPr>
-          <w:i/>
-          <w:iCs/>
-          <w:szCs w:val="16"/>
-        </w:rPr>
-        <w:t>No @</w:t>
-      </w:r>
-      <w:proofErr w:type="gramEnd"/>
-      <w:r>
-        <w:rPr>
-          <w:i/>
-          <w:iCs/>
-          <w:szCs w:val="16"/>
-        </w:rPr>
-        <w:t xml:space="preserve">MockBean - uses real </w:t>
+    </w:p>
+    <w:p>
+      <w:pPr>
+        <w:pStyle w:val="BodyText"/>
+        <w:jc w:val="left"/>
+        <w:rPr>
+          <w:i/>
+          <w:iCs/>
+          <w:szCs w:val="16"/>
+        </w:rPr>
+      </w:pPr>
+      <w:r>
+        <w:rPr>
+          <w:i/>
+          <w:iCs/>
+          <w:szCs w:val="16"/>
+        </w:rPr>
+        <w:t xml:space="preserve">  @MockBean private </w:t>
       </w:r>
       <w:proofErr w:type="spellStart"/>
       <w:r>
@@ -5371,319 +5508,282 @@
           <w:iCs/>
           <w:szCs w:val="16"/>
         </w:rPr>
-        <w:t xml:space="preserve"> and real H2</w:t>
-      </w:r>
-    </w:p>
-    <w:p>
-      <w:pPr>
-        <w:pStyle w:val="BodyText"/>
-        <w:jc w:val="left"/>
-        <w:rPr>
-          <w:i/>
-          <w:iCs/>
-          <w:szCs w:val="16"/>
-        </w:rPr>
-      </w:pPr>
-      <w:r>
-        <w:rPr>
-          <w:i/>
-          <w:iCs/>
-          <w:szCs w:val="16"/>
-        </w:rPr>
-        <w:t>}</w:t>
-      </w:r>
-    </w:p>
-    <w:p>
-      <w:pPr>
-        <w:pStyle w:val="BodyText"/>
-        <w:jc w:val="left"/>
-        <w:rPr>
-          <w:szCs w:val="16"/>
-        </w:rPr>
-      </w:pPr>
-    </w:p>
-    <w:p>
-      <w:pPr>
-        <w:pStyle w:val="BodyText"/>
-        <w:jc w:val="left"/>
-        <w:rPr>
-          <w:color w:val="365F91" w:themeColor="accent1" w:themeShade="BF"/>
-          <w:szCs w:val="16"/>
-        </w:rPr>
-      </w:pPr>
-      <w:r>
-        <w:rPr>
-          <w:color w:val="365F91" w:themeColor="accent1" w:themeShade="BF"/>
-          <w:szCs w:val="16"/>
-        </w:rPr>
-        <w:t>Technical justification for rejection:</w:t>
-      </w:r>
-    </w:p>
-    <w:p>
-      <w:pPr>
-        <w:pStyle w:val="BodyText"/>
-        <w:jc w:val="left"/>
-        <w:rPr>
-          <w:szCs w:val="16"/>
-        </w:rPr>
-      </w:pPr>
-      <w:r>
-        <w:rPr>
-          <w:szCs w:val="16"/>
-        </w:rPr>
-        <w:t xml:space="preserve">The AI </w:t>
-      </w:r>
-      <w:proofErr w:type="gramStart"/>
-      <w:r>
-        <w:rPr>
-          <w:szCs w:val="16"/>
-        </w:rPr>
-        <w:t>used @</w:t>
-      </w:r>
-      <w:proofErr w:type="gramEnd"/>
-      <w:r>
-        <w:rPr>
-          <w:szCs w:val="16"/>
-        </w:rPr>
-        <w:t xml:space="preserve">SpringBootTest, which loads the complete application context including the service, repository, and </w:t>
-      </w:r>
-      <w:proofErr w:type="spellStart"/>
-      <w:r>
-        <w:rPr>
-          <w:szCs w:val="16"/>
-        </w:rPr>
-        <w:t>datasource</w:t>
-      </w:r>
-      <w:proofErr w:type="spellEnd"/>
-      <w:r>
-        <w:rPr>
-          <w:szCs w:val="16"/>
-        </w:rPr>
-        <w:t xml:space="preserve"> configuration. This places the test at the integration level of the Testing Pyramid, not the controller slice. Controller tests should be isolated to the web layer </w:t>
-      </w:r>
-      <w:proofErr w:type="gramStart"/>
-      <w:r>
-        <w:rPr>
-          <w:szCs w:val="16"/>
-        </w:rPr>
-        <w:t>using @</w:t>
-      </w:r>
-      <w:proofErr w:type="gramEnd"/>
-      <w:r>
-        <w:rPr>
-          <w:szCs w:val="16"/>
-        </w:rPr>
-        <w:t xml:space="preserve">WebMvcTest, with the service dependency replaced by </w:t>
-      </w:r>
-      <w:proofErr w:type="gramStart"/>
-      <w:r>
-        <w:rPr>
-          <w:szCs w:val="16"/>
-        </w:rPr>
-        <w:t>a @</w:t>
-      </w:r>
-      <w:proofErr w:type="gramEnd"/>
-      <w:r>
-        <w:rPr>
-          <w:szCs w:val="16"/>
-        </w:rPr>
-        <w:t xml:space="preserve">MockBean. </w:t>
-      </w:r>
-      <w:proofErr w:type="gramStart"/>
-      <w:r>
-        <w:rPr>
-          <w:szCs w:val="16"/>
-        </w:rPr>
-        <w:t>Using @</w:t>
-      </w:r>
-      <w:proofErr w:type="gramEnd"/>
-      <w:r>
-        <w:rPr>
-          <w:szCs w:val="16"/>
-        </w:rPr>
-        <w:t>SpringBootTest for controller tests is slow, violates pyramid discipline, and causes tests to fail if the database is unavailable. The output was rejected and re-generated with an explicit constraint (see Example 5).</w:t>
-      </w:r>
-    </w:p>
-    <w:p>
-      <w:pPr>
-        <w:pStyle w:val="BodyText"/>
-        <w:jc w:val="left"/>
-        <w:rPr>
-          <w:szCs w:val="16"/>
-        </w:rPr>
-      </w:pPr>
-    </w:p>
-    <w:p>
-      <w:pPr>
-        <w:pStyle w:val="BodyText"/>
-        <w:jc w:val="left"/>
-        <w:rPr>
-          <w:szCs w:val="16"/>
-        </w:rPr>
-      </w:pPr>
-      <w:r>
-        <w:rPr>
-          <w:b/>
-          <w:bCs/>
-          <w:szCs w:val="16"/>
-        </w:rPr>
-        <w:t>Example 4:</w:t>
-      </w:r>
-      <w:r>
-        <w:rPr>
-          <w:szCs w:val="16"/>
-        </w:rPr>
-        <w:t xml:space="preserve"> AI Identifies a Gap or Fragility</w:t>
-      </w:r>
-    </w:p>
-    <w:p>
-      <w:pPr>
-        <w:pStyle w:val="BodyText"/>
-        <w:jc w:val="left"/>
-        <w:rPr>
-          <w:szCs w:val="16"/>
-        </w:rPr>
-      </w:pPr>
-    </w:p>
-    <w:p>
-      <w:pPr>
-        <w:pStyle w:val="BodyText"/>
-        <w:jc w:val="left"/>
-        <w:rPr>
-          <w:szCs w:val="16"/>
-        </w:rPr>
-      </w:pPr>
-      <w:r>
-        <w:rPr>
-          <w:color w:val="365F91" w:themeColor="accent1" w:themeShade="BF"/>
-          <w:szCs w:val="16"/>
-        </w:rPr>
-        <w:t>Analysis prompt:</w:t>
-      </w:r>
-    </w:p>
-    <w:p>
-      <w:pPr>
-        <w:pStyle w:val="BodyText"/>
-        <w:jc w:val="left"/>
-        <w:rPr>
-          <w:szCs w:val="16"/>
-        </w:rPr>
-      </w:pPr>
-      <w:r>
-        <w:rPr>
-          <w:szCs w:val="16"/>
-        </w:rPr>
-        <w:t xml:space="preserve">Review the current test suite for </w:t>
-      </w:r>
-      <w:proofErr w:type="spellStart"/>
-      <w:r>
-        <w:rPr>
-          <w:szCs w:val="16"/>
-        </w:rPr>
-        <w:t>TaskServiceImpl</w:t>
-      </w:r>
-      <w:proofErr w:type="spellEnd"/>
-      <w:r>
-        <w:rPr>
-          <w:szCs w:val="16"/>
-        </w:rPr>
-        <w:t>. Identify any missing test scenarios or fragilities that could lead to false positives or insufficient coverage.</w:t>
-      </w:r>
-    </w:p>
-    <w:p>
-      <w:pPr>
-        <w:pStyle w:val="BodyText"/>
-        <w:jc w:val="left"/>
-        <w:rPr>
-          <w:szCs w:val="16"/>
-        </w:rPr>
-      </w:pPr>
-    </w:p>
-    <w:p>
-      <w:pPr>
-        <w:pStyle w:val="BodyText"/>
-        <w:jc w:val="left"/>
-        <w:rPr>
-          <w:color w:val="365F91" w:themeColor="accent1" w:themeShade="BF"/>
-          <w:szCs w:val="16"/>
-        </w:rPr>
-      </w:pPr>
-      <w:r>
-        <w:rPr>
-          <w:color w:val="365F91" w:themeColor="accent1" w:themeShade="BF"/>
-          <w:szCs w:val="16"/>
-        </w:rPr>
-        <w:t>AI suggestion:</w:t>
-      </w:r>
-    </w:p>
-    <w:p>
-      <w:pPr>
-        <w:pStyle w:val="BodyText"/>
-        <w:jc w:val="left"/>
-        <w:rPr>
-          <w:szCs w:val="16"/>
-        </w:rPr>
-      </w:pPr>
-      <w:r>
-        <w:rPr>
-          <w:szCs w:val="16"/>
-        </w:rPr>
-        <w:t xml:space="preserve">The current tests do not cover the case where </w:t>
-      </w:r>
-      <w:proofErr w:type="spellStart"/>
-      <w:proofErr w:type="gramStart"/>
-      <w:r>
-        <w:rPr>
-          <w:szCs w:val="16"/>
-        </w:rPr>
-        <w:t>updateTaskStatus</w:t>
-      </w:r>
-      <w:proofErr w:type="spellEnd"/>
-      <w:r>
-        <w:rPr>
-          <w:szCs w:val="16"/>
-        </w:rPr>
-        <w:t>(</w:t>
-      </w:r>
-      <w:proofErr w:type="gramEnd"/>
-      <w:r>
-        <w:rPr>
-          <w:szCs w:val="16"/>
-        </w:rPr>
-        <w:t xml:space="preserve">) receives each of the four </w:t>
-      </w:r>
-      <w:proofErr w:type="spellStart"/>
-      <w:r>
-        <w:rPr>
-          <w:szCs w:val="16"/>
-        </w:rPr>
-        <w:t>TaskStatus</w:t>
-      </w:r>
-      <w:proofErr w:type="spellEnd"/>
-      <w:r>
-        <w:rPr>
-          <w:szCs w:val="16"/>
-        </w:rPr>
         <w:t xml:space="preserve"> </w:t>
       </w:r>
       <w:proofErr w:type="spellStart"/>
       <w:r>
         <w:rPr>
-          <w:szCs w:val="16"/>
-        </w:rPr>
-        <w:t>enum</w:t>
-      </w:r>
-      <w:proofErr w:type="spellEnd"/>
-      <w:r>
-        <w:rPr>
-          <w:szCs w:val="16"/>
-        </w:rPr>
-        <w:t xml:space="preserve"> values in sequence. If a developer accidentally restricts valid transitions in code (e.g., only allowing PENDING to IN_PROGRESS), the existing single-status test would not catch it. Additionally, </w:t>
-      </w:r>
-      <w:proofErr w:type="spellStart"/>
-      <w:proofErr w:type="gramStart"/>
-      <w:r>
-        <w:rPr>
+          <w:i/>
+          <w:iCs/>
+          <w:szCs w:val="16"/>
+        </w:rPr>
+        <w:t>taskService</w:t>
+      </w:r>
+      <w:proofErr w:type="spellEnd"/>
+      <w:r>
+        <w:rPr>
+          <w:i/>
+          <w:iCs/>
+          <w:szCs w:val="16"/>
+        </w:rPr>
+        <w:t>; // Constraint 2 satisfied</w:t>
+      </w:r>
+    </w:p>
+    <w:p>
+      <w:pPr>
+        <w:pStyle w:val="BodyText"/>
+        <w:jc w:val="left"/>
+        <w:rPr>
+          <w:i/>
+          <w:iCs/>
+          <w:szCs w:val="16"/>
+        </w:rPr>
+      </w:pPr>
+    </w:p>
+    <w:p>
+      <w:pPr>
+        <w:pStyle w:val="BodyText"/>
+        <w:jc w:val="left"/>
+        <w:rPr>
+          <w:i/>
+          <w:iCs/>
+          <w:szCs w:val="16"/>
+        </w:rPr>
+      </w:pPr>
+      <w:r>
+        <w:rPr>
+          <w:i/>
+          <w:iCs/>
+          <w:szCs w:val="16"/>
+        </w:rPr>
+        <w:t xml:space="preserve">  @Test</w:t>
+      </w:r>
+    </w:p>
+    <w:p>
+      <w:pPr>
+        <w:pStyle w:val="BodyText"/>
+        <w:jc w:val="left"/>
+        <w:rPr>
+          <w:i/>
+          <w:iCs/>
+          <w:szCs w:val="16"/>
+        </w:rPr>
+      </w:pPr>
+      <w:r>
+        <w:rPr>
+          <w:i/>
+          <w:iCs/>
+          <w:szCs w:val="16"/>
+        </w:rPr>
+        <w:t xml:space="preserve">  void </w:t>
+      </w:r>
+      <w:proofErr w:type="spellStart"/>
+      <w:r>
+        <w:rPr>
+          <w:i/>
+          <w:iCs/>
+          <w:szCs w:val="16"/>
+        </w:rPr>
+        <w:t>createTask_ShouldReturnBadRequest_WhenInvalidTitle</w:t>
+      </w:r>
+      <w:proofErr w:type="spellEnd"/>
+      <w:r>
+        <w:rPr>
+          <w:i/>
+          <w:iCs/>
+          <w:szCs w:val="16"/>
+        </w:rPr>
+        <w:t>() throws Exception {</w:t>
+      </w:r>
+    </w:p>
+    <w:p>
+      <w:pPr>
+        <w:pStyle w:val="BodyText"/>
+        <w:jc w:val="left"/>
+        <w:rPr>
+          <w:i/>
+          <w:iCs/>
+          <w:szCs w:val="16"/>
+        </w:rPr>
+      </w:pPr>
+      <w:r>
+        <w:rPr>
+          <w:i/>
+          <w:iCs/>
+          <w:szCs w:val="16"/>
+        </w:rPr>
+        <w:t xml:space="preserve">    </w:t>
+      </w:r>
+      <w:proofErr w:type="spellStart"/>
+      <w:r>
+        <w:rPr>
+          <w:i/>
+          <w:iCs/>
+          <w:szCs w:val="16"/>
+        </w:rPr>
+        <w:t>taskRequest.setTitle</w:t>
+      </w:r>
+      <w:proofErr w:type="spellEnd"/>
+      <w:r>
+        <w:rPr>
+          <w:i/>
+          <w:iCs/>
+          <w:szCs w:val="16"/>
+        </w:rPr>
+        <w:t>("");</w:t>
+      </w:r>
+    </w:p>
+    <w:p>
+      <w:pPr>
+        <w:pStyle w:val="BodyText"/>
+        <w:jc w:val="left"/>
+        <w:rPr>
+          <w:i/>
+          <w:iCs/>
+          <w:szCs w:val="16"/>
+        </w:rPr>
+      </w:pPr>
+      <w:r>
+        <w:rPr>
+          <w:i/>
+          <w:iCs/>
+          <w:szCs w:val="16"/>
+        </w:rPr>
+        <w:t xml:space="preserve">    </w:t>
+      </w:r>
+      <w:proofErr w:type="spellStart"/>
+      <w:r>
+        <w:rPr>
+          <w:i/>
+          <w:iCs/>
+          <w:szCs w:val="16"/>
+        </w:rPr>
+        <w:t>mockMvc.perform</w:t>
+      </w:r>
+      <w:proofErr w:type="spellEnd"/>
+      <w:r>
+        <w:rPr>
+          <w:i/>
+          <w:iCs/>
+          <w:szCs w:val="16"/>
+        </w:rPr>
+        <w:t>(post("/</w:t>
+      </w:r>
+      <w:proofErr w:type="spellStart"/>
+      <w:r>
+        <w:rPr>
+          <w:i/>
+          <w:iCs/>
+          <w:szCs w:val="16"/>
+        </w:rPr>
+        <w:t>api</w:t>
+      </w:r>
+      <w:proofErr w:type="spellEnd"/>
+      <w:r>
+        <w:rPr>
+          <w:i/>
+          <w:iCs/>
+          <w:szCs w:val="16"/>
+        </w:rPr>
+        <w:t>/tasks")...)</w:t>
+      </w:r>
+    </w:p>
+    <w:p>
+      <w:pPr>
+        <w:pStyle w:val="BodyText"/>
+        <w:jc w:val="left"/>
+        <w:rPr>
+          <w:i/>
+          <w:iCs/>
+          <w:szCs w:val="16"/>
+        </w:rPr>
+      </w:pPr>
+      <w:r>
+        <w:rPr>
+          <w:i/>
+          <w:iCs/>
+          <w:szCs w:val="16"/>
+        </w:rPr>
+        <w:t xml:space="preserve">         .</w:t>
+      </w:r>
+      <w:proofErr w:type="spellStart"/>
+      <w:r>
+        <w:rPr>
+          <w:i/>
+          <w:iCs/>
+          <w:szCs w:val="16"/>
+        </w:rPr>
+        <w:t>andExpect</w:t>
+      </w:r>
+      <w:proofErr w:type="spellEnd"/>
+      <w:r>
+        <w:rPr>
+          <w:i/>
+          <w:iCs/>
+          <w:szCs w:val="16"/>
+        </w:rPr>
+        <w:t>(status().</w:t>
+      </w:r>
+      <w:proofErr w:type="spellStart"/>
+      <w:r>
+        <w:rPr>
+          <w:i/>
+          <w:iCs/>
+          <w:szCs w:val="16"/>
+        </w:rPr>
+        <w:t>isBadRequest</w:t>
+      </w:r>
+      <w:proofErr w:type="spellEnd"/>
+      <w:r>
+        <w:rPr>
+          <w:i/>
+          <w:iCs/>
+          <w:szCs w:val="16"/>
+        </w:rPr>
+        <w:t>()); // Constraint 5 satisfied</w:t>
+      </w:r>
+    </w:p>
+    <w:p>
+      <w:pPr>
+        <w:pStyle w:val="BodyText"/>
+        <w:jc w:val="left"/>
+        <w:rPr>
+          <w:i/>
+          <w:iCs/>
+          <w:szCs w:val="16"/>
+        </w:rPr>
+      </w:pPr>
+      <w:r>
+        <w:rPr>
+          <w:i/>
+          <w:iCs/>
+          <w:szCs w:val="16"/>
+        </w:rPr>
+        <w:t xml:space="preserve">    verify(</w:t>
+      </w:r>
+      <w:proofErr w:type="spellStart"/>
+      <w:r>
+        <w:rPr>
+          <w:i/>
+          <w:iCs/>
+          <w:szCs w:val="16"/>
+        </w:rPr>
+        <w:t>taskService</w:t>
+      </w:r>
+      <w:proofErr w:type="spellEnd"/>
+      <w:r>
+        <w:rPr>
+          <w:i/>
+          <w:iCs/>
+          <w:szCs w:val="16"/>
+        </w:rPr>
+        <w:t>, never()).</w:t>
+      </w:r>
+      <w:proofErr w:type="spellStart"/>
+      <w:r>
+        <w:rPr>
+          <w:i/>
+          <w:iCs/>
           <w:szCs w:val="16"/>
         </w:rPr>
         <w:t>createTask</w:t>
@@ -5691,903 +5791,12 @@
       <w:proofErr w:type="spellEnd"/>
       <w:r>
         <w:rPr>
-          <w:szCs w:val="16"/>
-        </w:rPr>
-        <w:t>(</w:t>
-      </w:r>
-      <w:proofErr w:type="gramEnd"/>
-      <w:r>
-        <w:rPr>
-          <w:szCs w:val="16"/>
-        </w:rPr>
-        <w:t>) with a null description is untested, and the service is expected to pass null through to the repository without throwing. Consider adding a parameterized or loop-based test for all statuses, and a null-description test.</w:t>
-      </w:r>
-    </w:p>
-    <w:p>
-      <w:pPr>
-        <w:pStyle w:val="BodyText"/>
-        <w:jc w:val="left"/>
-        <w:rPr>
-          <w:szCs w:val="16"/>
-        </w:rPr>
-      </w:pPr>
-    </w:p>
-    <w:p>
-      <w:pPr>
-        <w:pStyle w:val="BodyText"/>
-        <w:jc w:val="left"/>
-        <w:rPr>
-          <w:szCs w:val="16"/>
-        </w:rPr>
-      </w:pPr>
-      <w:r>
-        <w:rPr>
-          <w:szCs w:val="16"/>
-        </w:rPr>
-        <w:t xml:space="preserve">Action taken: Both suggestions were accepted and implemented in </w:t>
-      </w:r>
-      <w:proofErr w:type="spellStart"/>
-      <w:r>
-        <w:rPr>
-          <w:szCs w:val="16"/>
-        </w:rPr>
-        <w:t>TaskServiceEdgeCaseTest</w:t>
-      </w:r>
-      <w:proofErr w:type="spellEnd"/>
-      <w:r>
-        <w:rPr>
-          <w:szCs w:val="16"/>
-        </w:rPr>
-        <w:t>. The status-loop test (</w:t>
-      </w:r>
-      <w:proofErr w:type="spellStart"/>
-      <w:r>
-        <w:rPr>
-          <w:szCs w:val="16"/>
-        </w:rPr>
-        <w:t>updateTaskStatus_ToAllValidStatuses_ShouldSucceed</w:t>
-      </w:r>
-      <w:proofErr w:type="spellEnd"/>
-      <w:r>
-        <w:rPr>
-          <w:szCs w:val="16"/>
-        </w:rPr>
-        <w:t xml:space="preserve">) iterates over </w:t>
-      </w:r>
-      <w:proofErr w:type="spellStart"/>
-      <w:r>
-        <w:rPr>
-          <w:szCs w:val="16"/>
-        </w:rPr>
-        <w:t>TaskStatus.values</w:t>
-      </w:r>
-      <w:proofErr w:type="spellEnd"/>
-      <w:r>
-        <w:rPr>
-          <w:szCs w:val="16"/>
-        </w:rPr>
-        <w:t>() to ensure all four transitions are covered. The null-description test (</w:t>
-      </w:r>
-      <w:proofErr w:type="spellStart"/>
-      <w:r>
-        <w:rPr>
-          <w:szCs w:val="16"/>
-        </w:rPr>
-        <w:t>createTask_WithNullDescription_ShouldNotFail</w:t>
-      </w:r>
-      <w:proofErr w:type="spellEnd"/>
-      <w:r>
-        <w:rPr>
-          <w:szCs w:val="16"/>
-        </w:rPr>
-        <w:t>) confirms the service does not apply a default or throw. Both additions improved coverage without adding fragility.</w:t>
-      </w:r>
-    </w:p>
-    <w:p>
-      <w:pPr>
-        <w:pStyle w:val="BodyText"/>
-        <w:jc w:val="left"/>
-        <w:rPr>
-          <w:szCs w:val="16"/>
-        </w:rPr>
-      </w:pPr>
-    </w:p>
-    <w:p>
-      <w:pPr>
-        <w:pStyle w:val="BodyText"/>
-        <w:jc w:val="left"/>
-        <w:rPr>
-          <w:szCs w:val="16"/>
-        </w:rPr>
-      </w:pPr>
-      <w:r>
-        <w:rPr>
-          <w:b/>
-          <w:bCs/>
-          <w:szCs w:val="16"/>
-        </w:rPr>
-        <w:t>Example 5:</w:t>
-      </w:r>
-      <w:r>
-        <w:rPr>
-          <w:szCs w:val="16"/>
-        </w:rPr>
-        <w:t xml:space="preserve"> AI Output Constrained by Explicit Rules</w:t>
-      </w:r>
-    </w:p>
-    <w:p>
-      <w:pPr>
-        <w:pStyle w:val="BodyText"/>
-        <w:jc w:val="left"/>
-        <w:rPr>
-          <w:szCs w:val="16"/>
-        </w:rPr>
-      </w:pPr>
-    </w:p>
-    <w:p>
-      <w:pPr>
-        <w:pStyle w:val="BodyText"/>
-        <w:jc w:val="left"/>
-        <w:rPr>
-          <w:color w:val="365F91" w:themeColor="accent1" w:themeShade="BF"/>
-          <w:szCs w:val="16"/>
-        </w:rPr>
-      </w:pPr>
-      <w:r>
-        <w:rPr>
-          <w:color w:val="365F91" w:themeColor="accent1" w:themeShade="BF"/>
-          <w:szCs w:val="16"/>
-        </w:rPr>
-        <w:t>Prompt with explicit constraints:</w:t>
-      </w:r>
-    </w:p>
-    <w:p>
-      <w:pPr>
-        <w:pStyle w:val="BodyText"/>
-        <w:jc w:val="left"/>
-        <w:rPr>
-          <w:szCs w:val="16"/>
-        </w:rPr>
-      </w:pPr>
-      <w:r>
-        <w:rPr>
-          <w:szCs w:val="16"/>
-        </w:rPr>
-        <w:t xml:space="preserve">Generate a controller unit test class for </w:t>
-      </w:r>
-      <w:proofErr w:type="spellStart"/>
-      <w:r>
-        <w:rPr>
-          <w:szCs w:val="16"/>
-        </w:rPr>
-        <w:t>TaskController</w:t>
-      </w:r>
-      <w:proofErr w:type="spellEnd"/>
-      <w:r>
-        <w:rPr>
-          <w:szCs w:val="16"/>
-        </w:rPr>
-        <w:t xml:space="preserve"> using the following constraints: (1) You MUST </w:t>
-      </w:r>
-      <w:proofErr w:type="gramStart"/>
-      <w:r>
-        <w:rPr>
-          <w:szCs w:val="16"/>
-        </w:rPr>
-        <w:t>use @WebMvcTest(</w:t>
-      </w:r>
-      <w:proofErr w:type="gramEnd"/>
-      <w:r>
-        <w:rPr>
-          <w:szCs w:val="16"/>
-        </w:rPr>
-        <w:t xml:space="preserve">TaskController.class) and </w:t>
-      </w:r>
-      <w:proofErr w:type="gramStart"/>
-      <w:r>
-        <w:rPr>
-          <w:szCs w:val="16"/>
-        </w:rPr>
-        <w:t>NOT @</w:t>
-      </w:r>
-      <w:proofErr w:type="gramEnd"/>
-      <w:r>
-        <w:rPr>
-          <w:szCs w:val="16"/>
-        </w:rPr>
-        <w:t xml:space="preserve">SpringBootTest. (2) </w:t>
-      </w:r>
-      <w:proofErr w:type="spellStart"/>
-      <w:r>
-        <w:rPr>
-          <w:szCs w:val="16"/>
-        </w:rPr>
-        <w:t>TaskService</w:t>
-      </w:r>
-      <w:proofErr w:type="spellEnd"/>
-      <w:r>
-        <w:rPr>
-          <w:szCs w:val="16"/>
-        </w:rPr>
-        <w:t xml:space="preserve"> MUST be mocked </w:t>
-      </w:r>
-      <w:proofErr w:type="gramStart"/>
-      <w:r>
-        <w:rPr>
-          <w:szCs w:val="16"/>
-        </w:rPr>
-        <w:t>with @</w:t>
-      </w:r>
-      <w:proofErr w:type="gramEnd"/>
-      <w:r>
-        <w:rPr>
-          <w:szCs w:val="16"/>
-        </w:rPr>
-        <w:t xml:space="preserve">MockBean - do not </w:t>
-      </w:r>
-      <w:proofErr w:type="spellStart"/>
-      <w:r>
-        <w:rPr>
-          <w:szCs w:val="16"/>
-        </w:rPr>
-        <w:t>autowire</w:t>
-      </w:r>
-      <w:proofErr w:type="spellEnd"/>
-      <w:r>
-        <w:rPr>
-          <w:szCs w:val="16"/>
-        </w:rPr>
-        <w:t xml:space="preserve"> a real service. (3) Do NOT load any JPA, </w:t>
-      </w:r>
-      <w:proofErr w:type="spellStart"/>
-      <w:proofErr w:type="gramStart"/>
-      <w:r>
-        <w:rPr>
-          <w:szCs w:val="16"/>
-        </w:rPr>
-        <w:t>datasource</w:t>
-      </w:r>
-      <w:proofErr w:type="spellEnd"/>
-      <w:proofErr w:type="gramEnd"/>
-      <w:r>
-        <w:rPr>
-          <w:szCs w:val="16"/>
-        </w:rPr>
-        <w:t>, or service beans. (4) All HTTP methods must be tested: GET, POST, PUT, PATCH, DELETE. (5) Include at least one validation rejection test (empty title returns 400).</w:t>
-      </w:r>
-    </w:p>
-    <w:p>
-      <w:pPr>
-        <w:pStyle w:val="BodyText"/>
-        <w:jc w:val="left"/>
-        <w:rPr>
-          <w:szCs w:val="16"/>
-        </w:rPr>
-      </w:pPr>
-    </w:p>
-    <w:p>
-      <w:pPr>
-        <w:pStyle w:val="BodyText"/>
-        <w:jc w:val="left"/>
-        <w:rPr>
-          <w:color w:val="365F91" w:themeColor="accent1" w:themeShade="BF"/>
-          <w:szCs w:val="16"/>
-        </w:rPr>
-      </w:pPr>
-      <w:r>
-        <w:rPr>
-          <w:color w:val="365F91" w:themeColor="accent1" w:themeShade="BF"/>
-          <w:szCs w:val="16"/>
-        </w:rPr>
-        <w:t>AI output under constraint (excerpt):</w:t>
-      </w:r>
-    </w:p>
-    <w:p>
-      <w:pPr>
-        <w:pStyle w:val="BodyText"/>
-        <w:jc w:val="left"/>
-        <w:rPr>
-          <w:i/>
-          <w:iCs/>
-          <w:szCs w:val="16"/>
-        </w:rPr>
-      </w:pPr>
-      <w:r>
-        <w:rPr>
-          <w:i/>
-          <w:iCs/>
-          <w:szCs w:val="16"/>
-        </w:rPr>
-        <w:t>@</w:t>
-      </w:r>
-      <w:proofErr w:type="gramStart"/>
-      <w:r>
-        <w:rPr>
-          <w:i/>
-          <w:iCs/>
-          <w:szCs w:val="16"/>
-        </w:rPr>
-        <w:t>WebMvcTest(</w:t>
-      </w:r>
-      <w:proofErr w:type="gramEnd"/>
-      <w:r>
-        <w:rPr>
-          <w:i/>
-          <w:iCs/>
-          <w:szCs w:val="16"/>
-        </w:rPr>
-        <w:t>TaskController.class)      // Constraint 1 satisfied</w:t>
-      </w:r>
-    </w:p>
-    <w:p>
-      <w:pPr>
-        <w:pStyle w:val="BodyText"/>
-        <w:jc w:val="left"/>
-        <w:rPr>
-          <w:i/>
-          <w:iCs/>
-          <w:szCs w:val="16"/>
-        </w:rPr>
-      </w:pPr>
-      <w:r>
-        <w:rPr>
-          <w:i/>
-          <w:iCs/>
-          <w:szCs w:val="16"/>
-        </w:rPr>
-        <w:t xml:space="preserve">class </w:t>
-      </w:r>
-      <w:proofErr w:type="spellStart"/>
-      <w:r>
-        <w:rPr>
-          <w:i/>
-          <w:iCs/>
-          <w:szCs w:val="16"/>
-        </w:rPr>
-        <w:t>TaskControllerTest</w:t>
-      </w:r>
-      <w:proofErr w:type="spellEnd"/>
-      <w:r>
-        <w:rPr>
-          <w:i/>
-          <w:iCs/>
-          <w:szCs w:val="16"/>
-        </w:rPr>
-        <w:t xml:space="preserve"> {</w:t>
-      </w:r>
-    </w:p>
-    <w:p>
-      <w:pPr>
-        <w:pStyle w:val="BodyText"/>
-        <w:jc w:val="left"/>
-        <w:rPr>
-          <w:i/>
-          <w:iCs/>
-          <w:szCs w:val="16"/>
-        </w:rPr>
-      </w:pPr>
-      <w:r>
-        <w:rPr>
-          <w:i/>
-          <w:iCs/>
-          <w:szCs w:val="16"/>
-        </w:rPr>
-        <w:t xml:space="preserve">  @Autowired private </w:t>
-      </w:r>
-      <w:proofErr w:type="spellStart"/>
-      <w:r>
-        <w:rPr>
-          <w:i/>
-          <w:iCs/>
-          <w:szCs w:val="16"/>
-        </w:rPr>
-        <w:t>MockMvc</w:t>
-      </w:r>
-      <w:proofErr w:type="spellEnd"/>
-      <w:r>
-        <w:rPr>
-          <w:i/>
-          <w:iCs/>
-          <w:szCs w:val="16"/>
-        </w:rPr>
-        <w:t xml:space="preserve"> </w:t>
-      </w:r>
-      <w:proofErr w:type="spellStart"/>
-      <w:proofErr w:type="gramStart"/>
-      <w:r>
-        <w:rPr>
-          <w:i/>
-          <w:iCs/>
-          <w:szCs w:val="16"/>
-        </w:rPr>
-        <w:t>mockMvc</w:t>
-      </w:r>
-      <w:proofErr w:type="spellEnd"/>
-      <w:r>
-        <w:rPr>
-          <w:i/>
-          <w:iCs/>
-          <w:szCs w:val="16"/>
-        </w:rPr>
-        <w:t>;</w:t>
-      </w:r>
-      <w:proofErr w:type="gramEnd"/>
-    </w:p>
-    <w:p>
-      <w:pPr>
-        <w:pStyle w:val="BodyText"/>
-        <w:jc w:val="left"/>
-        <w:rPr>
-          <w:i/>
-          <w:iCs/>
-          <w:szCs w:val="16"/>
-        </w:rPr>
-      </w:pPr>
-      <w:r>
-        <w:rPr>
-          <w:i/>
-          <w:iCs/>
-          <w:szCs w:val="16"/>
-        </w:rPr>
-        <w:t xml:space="preserve">  </w:t>
-      </w:r>
-      <w:proofErr w:type="gramStart"/>
-      <w:r>
-        <w:rPr>
-          <w:i/>
-          <w:iCs/>
-          <w:szCs w:val="16"/>
-        </w:rPr>
-        <w:t>@MockBean</w:t>
-      </w:r>
-      <w:proofErr w:type="gramEnd"/>
-      <w:r>
-        <w:rPr>
-          <w:i/>
-          <w:iCs/>
-          <w:szCs w:val="16"/>
-        </w:rPr>
-        <w:t xml:space="preserve"> private </w:t>
-      </w:r>
-      <w:proofErr w:type="spellStart"/>
-      <w:r>
-        <w:rPr>
-          <w:i/>
-          <w:iCs/>
-          <w:szCs w:val="16"/>
-        </w:rPr>
-        <w:t>TaskService</w:t>
-      </w:r>
-      <w:proofErr w:type="spellEnd"/>
-      <w:r>
-        <w:rPr>
-          <w:i/>
-          <w:iCs/>
-          <w:szCs w:val="16"/>
-        </w:rPr>
-        <w:t xml:space="preserve"> </w:t>
-      </w:r>
-      <w:proofErr w:type="spellStart"/>
-      <w:proofErr w:type="gramStart"/>
-      <w:r>
-        <w:rPr>
-          <w:i/>
-          <w:iCs/>
-          <w:szCs w:val="16"/>
-        </w:rPr>
-        <w:t>taskService</w:t>
-      </w:r>
-      <w:proofErr w:type="spellEnd"/>
-      <w:r>
-        <w:rPr>
-          <w:i/>
-          <w:iCs/>
-          <w:szCs w:val="16"/>
-        </w:rPr>
-        <w:t>;</w:t>
-      </w:r>
-      <w:proofErr w:type="gramEnd"/>
-      <w:r>
-        <w:rPr>
-          <w:i/>
-          <w:iCs/>
-          <w:szCs w:val="16"/>
-        </w:rPr>
-        <w:t xml:space="preserve"> // Constraint 2 satisfied</w:t>
-      </w:r>
-    </w:p>
-    <w:p>
-      <w:pPr>
-        <w:pStyle w:val="BodyText"/>
-        <w:jc w:val="left"/>
-        <w:rPr>
-          <w:i/>
-          <w:iCs/>
-          <w:szCs w:val="16"/>
-        </w:rPr>
-      </w:pPr>
-    </w:p>
-    <w:p>
-      <w:pPr>
-        <w:pStyle w:val="BodyText"/>
-        <w:jc w:val="left"/>
-        <w:rPr>
-          <w:i/>
-          <w:iCs/>
-          <w:szCs w:val="16"/>
-        </w:rPr>
-      </w:pPr>
-      <w:r>
-        <w:rPr>
-          <w:i/>
-          <w:iCs/>
-          <w:szCs w:val="16"/>
-        </w:rPr>
-        <w:t xml:space="preserve">  </w:t>
-      </w:r>
-      <w:proofErr w:type="gramStart"/>
-      <w:r>
-        <w:rPr>
-          <w:i/>
-          <w:iCs/>
-          <w:szCs w:val="16"/>
-        </w:rPr>
-        <w:t>@Test</w:t>
-      </w:r>
-      <w:proofErr w:type="gramEnd"/>
-    </w:p>
-    <w:p>
-      <w:pPr>
-        <w:pStyle w:val="BodyText"/>
-        <w:jc w:val="left"/>
-        <w:rPr>
-          <w:i/>
-          <w:iCs/>
-          <w:szCs w:val="16"/>
-        </w:rPr>
-      </w:pPr>
-      <w:r>
-        <w:rPr>
-          <w:i/>
-          <w:iCs/>
-          <w:szCs w:val="16"/>
-        </w:rPr>
-        <w:t xml:space="preserve">  void </w:t>
-      </w:r>
-      <w:proofErr w:type="spellStart"/>
-      <w:r>
-        <w:rPr>
-          <w:i/>
-          <w:iCs/>
-          <w:szCs w:val="16"/>
-        </w:rPr>
-        <w:t>createTask_ShouldReturnBadRequest_</w:t>
-      </w:r>
-      <w:proofErr w:type="gramStart"/>
-      <w:r>
-        <w:rPr>
-          <w:i/>
-          <w:iCs/>
-          <w:szCs w:val="16"/>
-        </w:rPr>
-        <w:t>WhenInvalidTitle</w:t>
-      </w:r>
-      <w:proofErr w:type="spellEnd"/>
-      <w:r>
-        <w:rPr>
-          <w:i/>
-          <w:iCs/>
-          <w:szCs w:val="16"/>
-        </w:rPr>
-        <w:t>(</w:t>
-      </w:r>
-      <w:proofErr w:type="gramEnd"/>
-      <w:r>
-        <w:rPr>
-          <w:i/>
-          <w:iCs/>
-          <w:szCs w:val="16"/>
-        </w:rPr>
-        <w:t>) throws Exception {</w:t>
-      </w:r>
-    </w:p>
-    <w:p>
-      <w:pPr>
-        <w:pStyle w:val="BodyText"/>
-        <w:jc w:val="left"/>
-        <w:rPr>
-          <w:i/>
-          <w:iCs/>
-          <w:szCs w:val="16"/>
-        </w:rPr>
-      </w:pPr>
-      <w:r>
-        <w:rPr>
-          <w:i/>
-          <w:iCs/>
-          <w:szCs w:val="16"/>
-        </w:rPr>
-        <w:t xml:space="preserve">    </w:t>
-      </w:r>
-      <w:proofErr w:type="spellStart"/>
-      <w:r>
-        <w:rPr>
-          <w:i/>
-          <w:iCs/>
-          <w:szCs w:val="16"/>
-        </w:rPr>
-        <w:t>taskRequest.setTitle</w:t>
-      </w:r>
-      <w:proofErr w:type="spellEnd"/>
-      <w:r>
-        <w:rPr>
-          <w:i/>
-          <w:iCs/>
-          <w:szCs w:val="16"/>
-        </w:rPr>
-        <w:t>(""</w:t>
-      </w:r>
-      <w:proofErr w:type="gramStart"/>
-      <w:r>
-        <w:rPr>
-          <w:i/>
-          <w:iCs/>
-          <w:szCs w:val="16"/>
-        </w:rPr>
-        <w:t>);</w:t>
-      </w:r>
-      <w:proofErr w:type="gramEnd"/>
-    </w:p>
-    <w:p>
-      <w:pPr>
-        <w:pStyle w:val="BodyText"/>
-        <w:jc w:val="left"/>
-        <w:rPr>
-          <w:i/>
-          <w:iCs/>
-          <w:szCs w:val="16"/>
-        </w:rPr>
-      </w:pPr>
-      <w:r>
-        <w:rPr>
-          <w:i/>
-          <w:iCs/>
-          <w:szCs w:val="16"/>
-        </w:rPr>
-        <w:t xml:space="preserve">    </w:t>
-      </w:r>
-      <w:proofErr w:type="spellStart"/>
-      <w:r>
-        <w:rPr>
-          <w:i/>
-          <w:iCs/>
-          <w:szCs w:val="16"/>
-        </w:rPr>
-        <w:t>mockMvc.perform</w:t>
-      </w:r>
-      <w:proofErr w:type="spellEnd"/>
-      <w:r>
-        <w:rPr>
-          <w:i/>
-          <w:iCs/>
-          <w:szCs w:val="16"/>
-        </w:rPr>
-        <w:t>(post("/</w:t>
-      </w:r>
-      <w:proofErr w:type="spellStart"/>
-      <w:r>
-        <w:rPr>
-          <w:i/>
-          <w:iCs/>
-          <w:szCs w:val="16"/>
-        </w:rPr>
-        <w:t>api</w:t>
-      </w:r>
-      <w:proofErr w:type="spellEnd"/>
-      <w:r>
-        <w:rPr>
-          <w:i/>
-          <w:iCs/>
-          <w:szCs w:val="16"/>
-        </w:rPr>
-        <w:t>/tasks</w:t>
-      </w:r>
-      <w:proofErr w:type="gramStart"/>
-      <w:r>
-        <w:rPr>
-          <w:i/>
-          <w:iCs/>
-          <w:szCs w:val="16"/>
-        </w:rPr>
-        <w:t>")...</w:t>
-      </w:r>
-      <w:proofErr w:type="gramEnd"/>
-      <w:r>
-        <w:rPr>
-          <w:i/>
-          <w:iCs/>
-          <w:szCs w:val="16"/>
-        </w:rPr>
-        <w:t>)</w:t>
-      </w:r>
-    </w:p>
-    <w:p>
-      <w:pPr>
-        <w:pStyle w:val="BodyText"/>
-        <w:jc w:val="left"/>
-        <w:rPr>
-          <w:i/>
-          <w:iCs/>
-          <w:szCs w:val="16"/>
-        </w:rPr>
-      </w:pPr>
-      <w:r>
-        <w:rPr>
-          <w:i/>
-          <w:iCs/>
-          <w:szCs w:val="16"/>
-        </w:rPr>
-        <w:t xml:space="preserve">         </w:t>
-      </w:r>
-      <w:proofErr w:type="gramStart"/>
-      <w:r>
-        <w:rPr>
-          <w:i/>
-          <w:iCs/>
-          <w:szCs w:val="16"/>
-        </w:rPr>
-        <w:t>.</w:t>
-      </w:r>
-      <w:proofErr w:type="spellStart"/>
-      <w:r>
-        <w:rPr>
-          <w:i/>
-          <w:iCs/>
-          <w:szCs w:val="16"/>
-        </w:rPr>
-        <w:t>andExpect</w:t>
-      </w:r>
-      <w:proofErr w:type="spellEnd"/>
-      <w:proofErr w:type="gramEnd"/>
-      <w:r>
-        <w:rPr>
-          <w:i/>
-          <w:iCs/>
-          <w:szCs w:val="16"/>
-        </w:rPr>
-        <w:t>(status(</w:t>
-      </w:r>
-      <w:proofErr w:type="gramStart"/>
-      <w:r>
-        <w:rPr>
-          <w:i/>
-          <w:iCs/>
-          <w:szCs w:val="16"/>
-        </w:rPr>
-        <w:t>).</w:t>
-      </w:r>
-      <w:proofErr w:type="spellStart"/>
-      <w:r>
-        <w:rPr>
-          <w:i/>
-          <w:iCs/>
-          <w:szCs w:val="16"/>
-        </w:rPr>
-        <w:t>isBadRequest</w:t>
-      </w:r>
-      <w:proofErr w:type="spellEnd"/>
-      <w:proofErr w:type="gramEnd"/>
-      <w:r>
-        <w:rPr>
-          <w:i/>
-          <w:iCs/>
-          <w:szCs w:val="16"/>
-        </w:rPr>
-        <w:t>()); // Constraint 5 satisfied</w:t>
-      </w:r>
-    </w:p>
-    <w:p>
-      <w:pPr>
-        <w:pStyle w:val="BodyText"/>
-        <w:jc w:val="left"/>
-        <w:rPr>
-          <w:i/>
-          <w:iCs/>
-          <w:szCs w:val="16"/>
-        </w:rPr>
-      </w:pPr>
-      <w:r>
-        <w:rPr>
-          <w:i/>
-          <w:iCs/>
-          <w:szCs w:val="16"/>
-        </w:rPr>
-        <w:t xml:space="preserve">    </w:t>
-      </w:r>
-      <w:proofErr w:type="gramStart"/>
-      <w:r>
-        <w:rPr>
-          <w:i/>
-          <w:iCs/>
-          <w:szCs w:val="16"/>
-        </w:rPr>
-        <w:t>verify(</w:t>
-      </w:r>
-      <w:proofErr w:type="spellStart"/>
-      <w:proofErr w:type="gramEnd"/>
-      <w:r>
-        <w:rPr>
-          <w:i/>
-          <w:iCs/>
-          <w:szCs w:val="16"/>
-        </w:rPr>
-        <w:t>taskService</w:t>
-      </w:r>
-      <w:proofErr w:type="spellEnd"/>
-      <w:r>
-        <w:rPr>
-          <w:i/>
-          <w:iCs/>
-          <w:szCs w:val="16"/>
-        </w:rPr>
-        <w:t>, never()</w:t>
-      </w:r>
-      <w:proofErr w:type="gramStart"/>
-      <w:r>
-        <w:rPr>
-          <w:i/>
-          <w:iCs/>
-          <w:szCs w:val="16"/>
-        </w:rPr>
-        <w:t>).</w:t>
-      </w:r>
-      <w:proofErr w:type="spellStart"/>
-      <w:r>
-        <w:rPr>
-          <w:i/>
-          <w:iCs/>
-          <w:szCs w:val="16"/>
-        </w:rPr>
-        <w:t>createTask</w:t>
-      </w:r>
-      <w:proofErr w:type="spellEnd"/>
-      <w:proofErr w:type="gramEnd"/>
-      <w:r>
-        <w:rPr>
-          <w:i/>
-          <w:iCs/>
-          <w:szCs w:val="16"/>
-        </w:rPr>
-        <w:t>(</w:t>
-      </w:r>
-      <w:proofErr w:type="gramStart"/>
-      <w:r>
-        <w:rPr>
-          <w:i/>
-          <w:iCs/>
-          <w:szCs w:val="16"/>
-        </w:rPr>
-        <w:t>any(</w:t>
-      </w:r>
-      <w:proofErr w:type="gramEnd"/>
-      <w:r>
-        <w:rPr>
-          <w:i/>
-          <w:iCs/>
-          <w:szCs w:val="16"/>
-        </w:rPr>
-        <w:t>)</w:t>
-      </w:r>
-      <w:proofErr w:type="gramStart"/>
-      <w:r>
-        <w:rPr>
-          <w:i/>
-          <w:iCs/>
-          <w:szCs w:val="16"/>
-        </w:rPr>
-        <w:t>);</w:t>
-      </w:r>
-      <w:proofErr w:type="gramEnd"/>
+          <w:i/>
+          <w:iCs/>
+          <w:szCs w:val="16"/>
+        </w:rPr>
+        <w:t>(any());</w:t>
+      </w:r>
     </w:p>
     <w:p>
       <w:pPr>
@@ -6682,21 +5891,7 @@
         <w:rPr>
           <w:szCs w:val="16"/>
         </w:rPr>
-        <w:t xml:space="preserve"> prevented: without the constraint, the AI defaulted </w:t>
-      </w:r>
-      <w:proofErr w:type="gramStart"/>
-      <w:r>
-        <w:rPr>
-          <w:szCs w:val="16"/>
-        </w:rPr>
-        <w:t>to @</w:t>
-      </w:r>
-      <w:proofErr w:type="gramEnd"/>
-      <w:r>
-        <w:rPr>
-          <w:szCs w:val="16"/>
-        </w:rPr>
-        <w:t xml:space="preserve">SpringBootTest, loading an unnecessary full application context and introducing a </w:t>
+        <w:t xml:space="preserve"> prevented: without the constraint, the AI defaulted to @SpringBootTest, loading an unnecessary full application context and introducing a </w:t>
       </w:r>
       <w:proofErr w:type="spellStart"/>
       <w:r>
@@ -6725,35 +5920,7 @@
         <w:rPr>
           <w:szCs w:val="16"/>
         </w:rPr>
-        <w:t xml:space="preserve">Why the constraint was necessary: AI tools tend to replicate the most common pattern they have seen in training data, which for Spring Boot controller tests </w:t>
-      </w:r>
-      <w:proofErr w:type="gramStart"/>
-      <w:r>
-        <w:rPr>
-          <w:szCs w:val="16"/>
-        </w:rPr>
-        <w:t>is @</w:t>
-      </w:r>
-      <w:proofErr w:type="gramEnd"/>
-      <w:r>
-        <w:rPr>
-          <w:szCs w:val="16"/>
-        </w:rPr>
-        <w:t xml:space="preserve">SpringBootTest because that is the pattern used in most tutorials. </w:t>
-      </w:r>
-      <w:proofErr w:type="gramStart"/>
-      <w:r>
-        <w:rPr>
-          <w:szCs w:val="16"/>
-        </w:rPr>
-        <w:t>@WebMvcTest</w:t>
-      </w:r>
-      <w:proofErr w:type="gramEnd"/>
-      <w:r>
-        <w:rPr>
-          <w:szCs w:val="16"/>
-        </w:rPr>
-        <w:t xml:space="preserve"> is the architecturally correct choice for the controller slice but requires an explicit instruction to override the default.</w:t>
+        <w:t>Why the constraint was necessary: AI tools tend to replicate the most common pattern they have seen in training data, which for Spring Boot controller tests is @SpringBootTest because that is the pattern used in most tutorials. @WebMvcTest is the architecturally correct choice for the controller slice but requires an explicit instruction to override the default.</w:t>
       </w:r>
     </w:p>
     <w:p>
@@ -6879,21 +6046,7 @@
         <w:rPr>
           <w:szCs w:val="16"/>
         </w:rPr>
-        <w:t xml:space="preserve">The AI consistently produced correct boilerplate for Spring testing annotations. When given a precise prompt, it correctly </w:t>
-      </w:r>
-      <w:proofErr w:type="gramStart"/>
-      <w:r>
-        <w:rPr>
-          <w:szCs w:val="16"/>
-        </w:rPr>
-        <w:t>combined @</w:t>
-      </w:r>
-      <w:proofErr w:type="gramEnd"/>
-      <w:r>
-        <w:rPr>
-          <w:szCs w:val="16"/>
-        </w:rPr>
-        <w:t xml:space="preserve">DataJpaTest with </w:t>
+        <w:t xml:space="preserve">The AI consistently produced correct boilerplate for Spring testing annotations. When given a precise prompt, it correctly combined @DataJpaTest with </w:t>
       </w:r>
       <w:proofErr w:type="spellStart"/>
       <w:r>
@@ -6935,35 +6088,7 @@
         <w:rPr>
           <w:szCs w:val="16"/>
         </w:rPr>
-        <w:t xml:space="preserve"> </w:t>
-      </w:r>
-      <w:proofErr w:type="gramStart"/>
-      <w:r>
-        <w:rPr>
-          <w:szCs w:val="16"/>
-        </w:rPr>
-        <w:t>in @</w:t>
-      </w:r>
-      <w:proofErr w:type="gramEnd"/>
-      <w:r>
-        <w:rPr>
-          <w:szCs w:val="16"/>
-        </w:rPr>
-        <w:t xml:space="preserve">WebMvcTest contexts, and </w:t>
-      </w:r>
-      <w:proofErr w:type="gramStart"/>
-      <w:r>
-        <w:rPr>
-          <w:szCs w:val="16"/>
-        </w:rPr>
-        <w:t>applied @</w:t>
-      </w:r>
-      <w:proofErr w:type="gramEnd"/>
-      <w:r>
-        <w:rPr>
-          <w:szCs w:val="16"/>
-        </w:rPr>
-        <w:t xml:space="preserve">BeforeEach for fixture setup. This reduced the setup time for new test classes by approximately 60 percent. Example: the initial </w:t>
+        <w:t xml:space="preserve"> in @WebMvcTest contexts, and applied @BeforeEach for fixture setup. This reduced the setup time for new test classes by approximately 60 percent. Example: the initial </w:t>
       </w:r>
       <w:proofErr w:type="spellStart"/>
       <w:r>
@@ -6977,35 +6102,7 @@
         <w:rPr>
           <w:szCs w:val="16"/>
         </w:rPr>
-        <w:t xml:space="preserve"> class was generated in one prompt with all four test methods structurally correct, requiring only </w:t>
-      </w:r>
-      <w:proofErr w:type="gramStart"/>
-      <w:r>
-        <w:rPr>
-          <w:szCs w:val="16"/>
-        </w:rPr>
-        <w:t>the @</w:t>
-      </w:r>
-      <w:proofErr w:type="gramEnd"/>
-      <w:r>
-        <w:rPr>
-          <w:szCs w:val="16"/>
-        </w:rPr>
-        <w:t xml:space="preserve">ActiveProfiles annotation to be removed (it is not needed </w:t>
-      </w:r>
-      <w:proofErr w:type="gramStart"/>
-      <w:r>
-        <w:rPr>
-          <w:szCs w:val="16"/>
-        </w:rPr>
-        <w:t>in @</w:t>
-      </w:r>
-      <w:proofErr w:type="gramEnd"/>
-      <w:r>
-        <w:rPr>
-          <w:szCs w:val="16"/>
-        </w:rPr>
-        <w:t>DataJpaTest contexts).</w:t>
+        <w:t xml:space="preserve"> class was generated in one prompt with all four test methods structurally correct, requiring only the @ActiveProfiles annotation to be removed (it is not needed in @DataJpaTest contexts).</w:t>
       </w:r>
     </w:p>
     <w:p>
@@ -7118,49 +6215,7 @@
         <w:rPr>
           <w:szCs w:val="16"/>
         </w:rPr>
-        <w:t xml:space="preserve">The most consistent failure mode observed was the AI defaulting </w:t>
-      </w:r>
-      <w:proofErr w:type="gramStart"/>
-      <w:r>
-        <w:rPr>
-          <w:szCs w:val="16"/>
-        </w:rPr>
-        <w:t>to @</w:t>
-      </w:r>
-      <w:proofErr w:type="gramEnd"/>
-      <w:r>
-        <w:rPr>
-          <w:szCs w:val="16"/>
-        </w:rPr>
-        <w:t xml:space="preserve">SpringBootTest for every test class, regardless of the appropriate pyramid level. In four of the five initial prompts for unit and slice tests, the AI used @SpringBootTest. This is both incorrect (it violates pyramid discipline) and costly (full context loading adds 4-8 seconds per test class). Every controller and repository test required explicit constraints in the prompt to obtain the </w:t>
-      </w:r>
-      <w:proofErr w:type="gramStart"/>
-      <w:r>
-        <w:rPr>
-          <w:szCs w:val="16"/>
-        </w:rPr>
-        <w:t>correct @</w:t>
-      </w:r>
-      <w:proofErr w:type="gramEnd"/>
-      <w:r>
-        <w:rPr>
-          <w:szCs w:val="16"/>
-        </w:rPr>
-        <w:t xml:space="preserve">WebMvcTest </w:t>
-      </w:r>
-      <w:proofErr w:type="gramStart"/>
-      <w:r>
-        <w:rPr>
-          <w:szCs w:val="16"/>
-        </w:rPr>
-        <w:t>or @</w:t>
-      </w:r>
-      <w:proofErr w:type="gramEnd"/>
-      <w:r>
-        <w:rPr>
-          <w:szCs w:val="16"/>
-        </w:rPr>
-        <w:t>DataJpaTest annotation.</w:t>
+        <w:t>The most consistent failure mode observed was the AI defaulting to @SpringBootTest for every test class, regardless of the appropriate pyramid level. In four of the five initial prompts for unit and slice tests, the AI used @SpringBootTest. This is both incorrect (it violates pyramid discipline) and costly (full context loading adds 4-8 seconds per test class). Every controller and repository test required explicit constraints in the prompt to obtain the correct @WebMvcTest or @DataJpaTest annotation.</w:t>
       </w:r>
     </w:p>
     <w:p>
@@ -7206,31 +6261,9 @@
         <w:rPr>
           <w:szCs w:val="16"/>
         </w:rPr>
-        <w:t xml:space="preserve">As documented in Example 2, the AI configured </w:t>
-      </w:r>
-      <w:proofErr w:type="gramStart"/>
-      <w:r>
-        <w:rPr>
-          <w:szCs w:val="16"/>
-        </w:rPr>
-        <w:t>save(</w:t>
-      </w:r>
-      <w:proofErr w:type="gramEnd"/>
-      <w:r>
-        <w:rPr>
-          <w:szCs w:val="16"/>
-        </w:rPr>
-        <w:t xml:space="preserve">) stubs to return the original fixture object rather than a modified version </w:t>
-      </w:r>
-      <w:r>
-        <w:rPr>
-          <w:szCs w:val="16"/>
-        </w:rPr>
-        <w:lastRenderedPageBreak/>
-        <w:t xml:space="preserve">reflecting the expected mutation. This produced tests that appeared to pass structural checks (response is not null, field exists) but would fail the specific assertion about the updated value. The pattern was observed in both </w:t>
-      </w:r>
-      <w:proofErr w:type="spellStart"/>
-      <w:proofErr w:type="gramStart"/>
+        <w:t xml:space="preserve">As documented in Example 2, the AI configured save() stubs to return the original fixture object rather than a modified version reflecting the expected mutation. This produced tests that appeared to pass structural checks (response is not null, field exists) but would fail the specific assertion about the updated value. The pattern was observed in both </w:t>
+      </w:r>
+      <w:proofErr w:type="spellStart"/>
       <w:r>
         <w:rPr>
           <w:szCs w:val="16"/>
@@ -7242,17 +6275,9 @@
         <w:rPr>
           <w:szCs w:val="16"/>
         </w:rPr>
-        <w:t>(</w:t>
-      </w:r>
-      <w:proofErr w:type="gramEnd"/>
-      <w:r>
-        <w:rPr>
-          <w:szCs w:val="16"/>
-        </w:rPr>
-        <w:t xml:space="preserve">) and </w:t>
-      </w:r>
-      <w:proofErr w:type="spellStart"/>
-      <w:proofErr w:type="gramStart"/>
+        <w:t xml:space="preserve">() and </w:t>
+      </w:r>
+      <w:proofErr w:type="spellStart"/>
       <w:r>
         <w:rPr>
           <w:szCs w:val="16"/>
@@ -7264,14 +6289,7 @@
         <w:rPr>
           <w:szCs w:val="16"/>
         </w:rPr>
-        <w:t>(</w:t>
-      </w:r>
-      <w:proofErr w:type="gramEnd"/>
-      <w:r>
-        <w:rPr>
-          <w:szCs w:val="16"/>
-        </w:rPr>
-        <w:t>) tests, requiring manual correction in both cases.</w:t>
+        <w:t>() tests, requiring manual correction in both cases.</w:t>
       </w:r>
     </w:p>
     <w:p>
@@ -7329,21 +6347,7 @@
         <w:rPr>
           <w:szCs w:val="16"/>
         </w:rPr>
-        <w:t xml:space="preserve">(), the AI suggested </w:t>
-      </w:r>
-      <w:proofErr w:type="gramStart"/>
-      <w:r>
-        <w:rPr>
-          <w:szCs w:val="16"/>
-        </w:rPr>
-        <w:t>using @</w:t>
-      </w:r>
-      <w:proofErr w:type="gramEnd"/>
-      <w:r>
-        <w:rPr>
-          <w:szCs w:val="16"/>
-        </w:rPr>
-        <w:t xml:space="preserve">Spy on </w:t>
+        <w:t xml:space="preserve">(), the AI suggested using @Spy on </w:t>
       </w:r>
       <w:proofErr w:type="spellStart"/>
       <w:r>
@@ -7357,28 +6361,7 @@
         <w:rPr>
           <w:szCs w:val="16"/>
         </w:rPr>
-        <w:t xml:space="preserve">. This is a fundamental Mockito </w:t>
-      </w:r>
-      <w:proofErr w:type="gramStart"/>
-      <w:r>
-        <w:rPr>
-          <w:szCs w:val="16"/>
-        </w:rPr>
-        <w:t>error: @</w:t>
-      </w:r>
-      <w:proofErr w:type="gramEnd"/>
-      <w:r>
-        <w:rPr>
-          <w:szCs w:val="16"/>
-        </w:rPr>
-        <w:t xml:space="preserve">Spy requires a concrete class to wrap; it cannot be applied to an interface. Mockito would throw </w:t>
-      </w:r>
-      <w:proofErr w:type="gramStart"/>
-      <w:r>
-        <w:rPr>
-          <w:szCs w:val="16"/>
-        </w:rPr>
-        <w:t xml:space="preserve">a </w:t>
+        <w:t xml:space="preserve">. This is a fundamental Mockito error: @Spy requires a concrete class to wrap; it cannot be applied to an interface. Mockito would throw a </w:t>
       </w:r>
       <w:proofErr w:type="spellStart"/>
       <w:r>
@@ -7388,7 +6371,6 @@
         <w:t>MockitoException</w:t>
       </w:r>
       <w:proofErr w:type="spellEnd"/>
-      <w:proofErr w:type="gramEnd"/>
       <w:r>
         <w:rPr>
           <w:szCs w:val="16"/>
@@ -7419,35 +6401,7 @@
         <w:rPr>
           <w:szCs w:val="16"/>
         </w:rPr>
-        <w:t xml:space="preserve"> on its fields. This failure demonstrated that the AI does not reliably distinguish </w:t>
-      </w:r>
-      <w:proofErr w:type="gramStart"/>
-      <w:r>
-        <w:rPr>
-          <w:szCs w:val="16"/>
-        </w:rPr>
-        <w:t>between @Mock, @</w:t>
-      </w:r>
-      <w:proofErr w:type="gramEnd"/>
-      <w:r>
-        <w:rPr>
-          <w:szCs w:val="16"/>
-        </w:rPr>
-        <w:t xml:space="preserve">Spy, </w:t>
-      </w:r>
-      <w:proofErr w:type="gramStart"/>
-      <w:r>
-        <w:rPr>
-          <w:szCs w:val="16"/>
-        </w:rPr>
-        <w:t>and @</w:t>
-      </w:r>
-      <w:proofErr w:type="gramEnd"/>
-      <w:r>
-        <w:rPr>
-          <w:szCs w:val="16"/>
-        </w:rPr>
-        <w:t>Captor, and human review of mock configuration is always necessary.</w:t>
+        <w:t xml:space="preserve"> on its fields. This failure demonstrated that the AI does not reliably distinguish between @Mock, @Spy, and @Captor, and human review of mock configuration is always necessary.</w:t>
       </w:r>
     </w:p>
     <w:p>
@@ -7637,21 +6591,7 @@
         <w:rPr>
           <w:szCs w:val="16"/>
         </w:rPr>
-        <w:t xml:space="preserve">, not raw JUnit assertions), and (4) the naming convention. Providing this template at the start of each session would eliminate the repeated correction </w:t>
-      </w:r>
-      <w:proofErr w:type="gramStart"/>
-      <w:r>
-        <w:rPr>
-          <w:szCs w:val="16"/>
-        </w:rPr>
-        <w:t>of @</w:t>
-      </w:r>
-      <w:proofErr w:type="gramEnd"/>
-      <w:r>
-        <w:rPr>
-          <w:szCs w:val="16"/>
-        </w:rPr>
-        <w:t>SpringBootTest misuse and produce correctly scoped tests from the first generation, reducing the human review burden to logical correctness rather than structural correction.</w:t>
+        <w:t>, not raw JUnit assertions), and (4) the naming convention. Providing this template at the start of each session would eliminate the repeated correction of @SpringBootTest misuse and produce correctly scoped tests from the first generation, reducing the human review burden to logical correctness rather than structural correction.</w:t>
       </w:r>
     </w:p>
     <w:p>
@@ -7681,6 +6621,127 @@
           <w:sz w:val="18"/>
         </w:rPr>
       </w:pPr>
+    </w:p>
+    <w:p>
+      <w:pPr>
+        <w:tabs>
+          <w:tab w:val="left" w:pos="453"/>
+        </w:tabs>
+        <w:spacing w:before="123" w:line="280" w:lineRule="auto"/>
+        <w:ind w:right="94"/>
+        <w:rPr>
+          <w:b/>
+          <w:bCs/>
+          <w:color w:val="365F91" w:themeColor="accent1" w:themeShade="BF"/>
+          <w:sz w:val="18"/>
+          <w:szCs w:val="16"/>
+        </w:rPr>
+      </w:pPr>
+      <w:r>
+        <w:rPr>
+          <w:b/>
+          <w:bCs/>
+          <w:color w:val="365F91" w:themeColor="accent1" w:themeShade="BF"/>
+          <w:sz w:val="18"/>
+          <w:szCs w:val="16"/>
+        </w:rPr>
+        <w:t>Test Evidences</w:t>
+      </w:r>
+    </w:p>
+    <w:p>
+      <w:pPr>
+        <w:tabs>
+          <w:tab w:val="left" w:pos="453"/>
+        </w:tabs>
+        <w:spacing w:before="123" w:line="280" w:lineRule="auto"/>
+        <w:ind w:right="94"/>
+        <w:rPr>
+          <w:sz w:val="18"/>
+        </w:rPr>
+      </w:pPr>
+      <w:r>
+        <w:rPr>
+          <w:sz w:val="18"/>
+        </w:rPr>
+        <w:t xml:space="preserve">Available in file: </w:t>
+      </w:r>
+    </w:p>
+    <w:p>
+      <w:pPr>
+        <w:tabs>
+          <w:tab w:val="left" w:pos="453"/>
+        </w:tabs>
+        <w:spacing w:before="123" w:line="280" w:lineRule="auto"/>
+        <w:ind w:right="94"/>
+        <w:rPr>
+          <w:i/>
+          <w:iCs/>
+          <w:sz w:val="12"/>
+          <w:szCs w:val="16"/>
+        </w:rPr>
+      </w:pPr>
+      <w:r>
+        <w:rPr>
+          <w:i/>
+          <w:iCs/>
+          <w:sz w:val="12"/>
+          <w:szCs w:val="16"/>
+        </w:rPr>
+        <w:t>Continuous Build and Delivery AI Assisted Testing 30.MAR.2026 - Weverton Castanho.log</w:t>
+      </w:r>
+    </w:p>
+    <w:p>
+      <w:pPr>
+        <w:tabs>
+          <w:tab w:val="left" w:pos="453"/>
+        </w:tabs>
+        <w:spacing w:before="123" w:line="280" w:lineRule="auto"/>
+        <w:ind w:right="94"/>
+        <w:rPr>
+          <w:sz w:val="18"/>
+        </w:rPr>
+      </w:pPr>
+      <w:r>
+        <w:rPr>
+          <w:noProof/>
+          <w:sz w:val="18"/>
+        </w:rPr>
+        <w:drawing>
+          <wp:inline distT="0" distB="0" distL="0" distR="0" wp14:anchorId="43AFE640" wp14:editId="1718E30E">
+            <wp:extent cx="6832325" cy="2695433"/>
+            <wp:effectExtent l="0" t="0" r="6985" b="0"/>
+            <wp:docPr id="1192815861" name="Picture 1"/>
+            <wp:cNvGraphicFramePr>
+              <a:graphicFrameLocks xmlns:a="http://schemas.openxmlformats.org/drawingml/2006/main" noChangeAspect="1"/>
+            </wp:cNvGraphicFramePr>
+            <a:graphic xmlns:a="http://schemas.openxmlformats.org/drawingml/2006/main">
+              <a:graphicData uri="http://schemas.openxmlformats.org/drawingml/2006/picture">
+                <pic:pic xmlns:pic="http://schemas.openxmlformats.org/drawingml/2006/picture">
+                  <pic:nvPicPr>
+                    <pic:cNvPr id="1192815861" name=""/>
+                    <pic:cNvPicPr/>
+                  </pic:nvPicPr>
+                  <pic:blipFill>
+                    <a:blip r:embed="rId11"/>
+                    <a:stretch>
+                      <a:fillRect/>
+                    </a:stretch>
+                  </pic:blipFill>
+                  <pic:spPr>
+                    <a:xfrm>
+                      <a:off x="0" y="0"/>
+                      <a:ext cx="6865121" cy="2708371"/>
+                    </a:xfrm>
+                    <a:prstGeom prst="rect">
+                      <a:avLst/>
+                    </a:prstGeom>
+                  </pic:spPr>
+                </pic:pic>
+              </a:graphicData>
+            </a:graphic>
+          </wp:inline>
+        </w:drawing>
+      </w:r>
     </w:p>
     <w:sectPr>
       <w:type w:val="continuous"/>
